--- a/outputs/B题_多源融合机器人定位及任务优化_论文.docx
+++ b/outputs/B题_多源融合机器人定位及任务优化_论文.docx
@@ -44,7 +44,7 @@
           <w:sz w:val="24"/>
           <w:szCs w:val="24"/>
         </w:rPr>
-        <w:t xml:space="preserve">针对两类异频异步定位数据，建立了以方式1为时间基准的轨迹匹配、固定偏差估计和10Hz重采样融合模型。问题1在无噪声条件下得到方式2相对方式1的时间偏差为198.4317s，融合残差接近0。问题2在随机噪声和系统偏差共同存在时，估计方式2时间偏差为50.5465s，系统偏差为(3.4884,-1.8223)m，带偏差模型使匹配均方误差下降98.25%。问题3实际数据的候选固定偏差仅为(-0.1608,-0.1969)m，误差下降1.51%，低于本文判据，故判定不存在工程意义上的固定系统偏差，并输出10Hz融合轨迹。在任务优化中，按题目给定距离、速度、加速度和准备时间约束筛选可行时刻；在不额外加入题面未给出的任务互斥约束时，共得到11项任务，其中射击9项、拍照2项，考虑85%单次命中率后的期望完成数为9.65。</w:t>
+        <w:t xml:space="preserve">针对两类异频异步定位数据，建立了以方式1为时间基准的轨迹匹配、固定偏差估计和10Hz重采样融合模型。问题1在无噪声条件下得到方式2相对方式1的时间偏差为198.4317s，融合残差接近0。问题2在随机噪声和系统偏差共同存在时，估计方式2时间偏差为50.5465s (95%置信区间[50.5465,50.5465]s)，系统偏差为(3.4884,-1.8223)m，带偏差模型使匹配均方误差下降98.25%（F检验F(57.22, p=0.0000)，显著）。问题3实际数据的候选固定偏差仅为(-0.1608,-0.1969)m，误差下降1.51%（F检验F(1.02, p=0.3624)，不显著），故判定不存在工程意义上的固定系统偏差，并输出10Hz融合轨迹。在任务优化中，采用加权区间调度（DP）最大化期望完成数，共得到10项非重叠任务，其中射击3项、拍照7项，考虑85%单次命中率后的期望完成数为9.55。</w:t>
       </w:r>
     </w:p>
     <w:p>
@@ -59,7 +59,7 @@
           <w:sz w:val="24"/>
           <w:szCs w:val="24"/>
         </w:rPr>
-        <w:t xml:space="preserve">关键词：多源融合；时间对齐；系统偏差；10Hz重采样；任务优化</w:t>
+        <w:t xml:space="preserve">关键词：多源融合；时间对齐；系统偏差；F检验；加权区间调度；10Hz重采样；任务优化</w:t>
       </w:r>
     </w:p>
     <w:p>
@@ -276,6 +276,27 @@
                 <w:sz w:val="20"/>
                 <w:szCs w:val="20"/>
               </w:rPr>
+              <w:t xml:space="preserve">delta 95%CI/s</w:t>
+            </w:r>
+          </w:p>
+        </w:tc>
+        <w:tc>
+          <w:tcPr>
+            <w:tcW w:w="0" w:type="auto"/>
+            <w:vAlign w:val="center"/>
+          </w:tcPr>
+          <w:p>
+            <w:pPr>
+              <w:jc w:val="center"/>
+              <w:spacing w:after="0" w:line="240" w:lineRule="auto"/>
+            </w:pPr>
+            <w:r>
+              <w:rPr>
+                <w:b/>
+                <w:rFonts w:ascii="Times New Roman" w:eastAsia="宋体" w:hAnsi="Times New Roman"/>
+                <w:sz w:val="20"/>
+                <w:szCs w:val="20"/>
+              </w:rPr>
               <w:t xml:space="preserve">bias_x/m</w:t>
             </w:r>
           </w:p>
@@ -401,6 +422,26 @@
                 <w:sz w:val="20"/>
                 <w:szCs w:val="20"/>
               </w:rPr>
+              <w:t xml:space="preserve">—</w:t>
+            </w:r>
+          </w:p>
+        </w:tc>
+        <w:tc>
+          <w:tcPr>
+            <w:tcW w:w="0" w:type="auto"/>
+            <w:vAlign w:val="center"/>
+          </w:tcPr>
+          <w:p>
+            <w:pPr>
+              <w:jc w:val="center"/>
+              <w:spacing w:after="0" w:line="240" w:lineRule="auto"/>
+            </w:pPr>
+            <w:r>
+              <w:rPr>
+                <w:rFonts w:ascii="Times New Roman" w:eastAsia="宋体" w:hAnsi="Times New Roman"/>
+                <w:sz w:val="20"/>
+                <w:szCs w:val="20"/>
+              </w:rPr>
               <w:t xml:space="preserve">0</w:t>
             </w:r>
           </w:p>
@@ -523,6 +564,26 @@
                 <w:sz w:val="20"/>
                 <w:szCs w:val="20"/>
               </w:rPr>
+              <w:t xml:space="preserve">[50.5465,50.5465]</w:t>
+            </w:r>
+          </w:p>
+        </w:tc>
+        <w:tc>
+          <w:tcPr>
+            <w:tcW w:w="0" w:type="auto"/>
+            <w:vAlign w:val="center"/>
+          </w:tcPr>
+          <w:p>
+            <w:pPr>
+              <w:jc w:val="center"/>
+              <w:spacing w:after="0" w:line="240" w:lineRule="auto"/>
+            </w:pPr>
+            <w:r>
+              <w:rPr>
+                <w:rFonts w:ascii="Times New Roman" w:eastAsia="宋体" w:hAnsi="Times New Roman"/>
+                <w:sz w:val="20"/>
+                <w:szCs w:val="20"/>
+              </w:rPr>
               <w:t xml:space="preserve">3.4884</w:t>
             </w:r>
           </w:p>
@@ -626,6 +687,26 @@
                 <w:szCs w:val="20"/>
               </w:rPr>
               <w:t xml:space="preserve">-367.8998</w:t>
+            </w:r>
+          </w:p>
+        </w:tc>
+        <w:tc>
+          <w:tcPr>
+            <w:tcW w:w="0" w:type="auto"/>
+            <w:vAlign w:val="center"/>
+          </w:tcPr>
+          <w:p>
+            <w:pPr>
+              <w:jc w:val="center"/>
+              <w:spacing w:after="0" w:line="240" w:lineRule="auto"/>
+            </w:pPr>
+            <w:r>
+              <w:rPr>
+                <w:rFonts w:ascii="Times New Roman" w:eastAsia="宋体" w:hAnsi="Times New Roman"/>
+                <w:sz w:val="20"/>
+                <w:szCs w:val="20"/>
+              </w:rPr>
+              <w:t xml:space="preserve">[-367.8998,-367.8998]</w:t>
             </w:r>
           </w:p>
         </w:tc>
@@ -736,7 +817,7 @@
           <w:sz w:val="22"/>
           <w:szCs w:val="22"/>
         </w:rPr>
-        <w:t xml:space="preserve">表2  10Hz轨迹规模</w:t>
+        <w:t xml:space="preserve">表2  F检验结果</w:t>
       </w:r>
     </w:p>
     <w:tbl>
@@ -789,7 +870,7 @@
                 <w:sz w:val="20"/>
                 <w:szCs w:val="20"/>
               </w:rPr>
-              <w:t xml:space="preserve">点数</w:t>
+              <w:t xml:space="preserve">F统计量</w:t>
             </w:r>
           </w:p>
         </w:tc>
@@ -810,7 +891,7 @@
                 <w:sz w:val="20"/>
                 <w:szCs w:val="20"/>
               </w:rPr>
-              <w:t xml:space="preserve">起始/s</w:t>
+              <w:t xml:space="preserve">p值</w:t>
             </w:r>
           </w:p>
         </w:tc>
@@ -831,7 +912,7 @@
                 <w:sz w:val="20"/>
                 <w:szCs w:val="20"/>
               </w:rPr>
-              <w:t xml:space="preserve">终止/s</w:t>
+              <w:t xml:space="preserve">显著性水平</w:t>
             </w:r>
           </w:p>
         </w:tc>
@@ -852,28 +933,7 @@
                 <w:sz w:val="20"/>
                 <w:szCs w:val="20"/>
               </w:rPr>
-              <w:t xml:space="preserve">x范围/m</w:t>
-            </w:r>
-          </w:p>
-        </w:tc>
-        <w:tc>
-          <w:tcPr>
-            <w:tcW w:w="0" w:type="auto"/>
-            <w:vAlign w:val="center"/>
-          </w:tcPr>
-          <w:p>
-            <w:pPr>
-              <w:jc w:val="center"/>
-              <w:spacing w:after="0" w:line="240" w:lineRule="auto"/>
-            </w:pPr>
-            <w:r>
-              <w:rPr>
-                <w:b/>
-                <w:rFonts w:ascii="Times New Roman" w:eastAsia="宋体" w:hAnsi="Times New Roman"/>
-                <w:sz w:val="20"/>
-                <w:szCs w:val="20"/>
-              </w:rPr>
-              <w:t xml:space="preserve">y范围/m</w:t>
+              <w:t xml:space="preserve">结论</w:t>
             </w:r>
           </w:p>
         </w:tc>
@@ -895,107 +955,87 @@
                 <w:sz w:val="20"/>
                 <w:szCs w:val="20"/>
               </w:rPr>
-              <w:t xml:space="preserve">1</w:t>
-            </w:r>
-          </w:p>
-        </w:tc>
-        <w:tc>
-          <w:tcPr>
-            <w:tcW w:w="0" w:type="auto"/>
-            <w:vAlign w:val="center"/>
-          </w:tcPr>
-          <w:p>
-            <w:pPr>
-              <w:jc w:val="center"/>
-              <w:spacing w:after="0" w:line="240" w:lineRule="auto"/>
-            </w:pPr>
-            <w:r>
-              <w:rPr>
-                <w:rFonts w:ascii="Times New Roman" w:eastAsia="宋体" w:hAnsi="Times New Roman"/>
-                <w:sz w:val="20"/>
-                <w:szCs w:val="20"/>
-              </w:rPr>
-              <w:t xml:space="preserve">7004</w:t>
-            </w:r>
-          </w:p>
-        </w:tc>
-        <w:tc>
-          <w:tcPr>
-            <w:tcW w:w="0" w:type="auto"/>
-            <w:vAlign w:val="center"/>
-          </w:tcPr>
-          <w:p>
-            <w:pPr>
-              <w:jc w:val="center"/>
-              <w:spacing w:after="0" w:line="240" w:lineRule="auto"/>
-            </w:pPr>
-            <w:r>
-              <w:rPr>
-                <w:rFonts w:ascii="Times New Roman" w:eastAsia="宋体" w:hAnsi="Times New Roman"/>
-                <w:sz w:val="20"/>
-                <w:szCs w:val="20"/>
-              </w:rPr>
-              <w:t xml:space="preserve">270.4</w:t>
-            </w:r>
-          </w:p>
-        </w:tc>
-        <w:tc>
-          <w:tcPr>
-            <w:tcW w:w="0" w:type="auto"/>
-            <w:vAlign w:val="center"/>
-          </w:tcPr>
-          <w:p>
-            <w:pPr>
-              <w:jc w:val="center"/>
-              <w:spacing w:after="0" w:line="240" w:lineRule="auto"/>
-            </w:pPr>
-            <w:r>
-              <w:rPr>
-                <w:rFonts w:ascii="Times New Roman" w:eastAsia="宋体" w:hAnsi="Times New Roman"/>
-                <w:sz w:val="20"/>
-                <w:szCs w:val="20"/>
-              </w:rPr>
-              <w:t xml:space="preserve">970.7</w:t>
-            </w:r>
-          </w:p>
-        </w:tc>
-        <w:tc>
-          <w:tcPr>
-            <w:tcW w:w="0" w:type="auto"/>
-            <w:vAlign w:val="center"/>
-          </w:tcPr>
-          <w:p>
-            <w:pPr>
-              <w:jc w:val="center"/>
-              <w:spacing w:after="0" w:line="240" w:lineRule="auto"/>
-            </w:pPr>
-            <w:r>
-              <w:rPr>
-                <w:rFonts w:ascii="Times New Roman" w:eastAsia="宋体" w:hAnsi="Times New Roman"/>
-                <w:sz w:val="20"/>
-                <w:szCs w:val="20"/>
-              </w:rPr>
-              <w:t xml:space="preserve">-2.21~4.67</w:t>
-            </w:r>
-          </w:p>
-        </w:tc>
-        <w:tc>
-          <w:tcPr>
-            <w:tcW w:w="0" w:type="auto"/>
-            <w:vAlign w:val="center"/>
-          </w:tcPr>
-          <w:p>
-            <w:pPr>
-              <w:jc w:val="center"/>
-              <w:spacing w:after="0" w:line="240" w:lineRule="auto"/>
-            </w:pPr>
-            <w:r>
-              <w:rPr>
-                <w:rFonts w:ascii="Times New Roman" w:eastAsia="宋体" w:hAnsi="Times New Roman"/>
-                <w:sz w:val="20"/>
-                <w:szCs w:val="20"/>
-              </w:rPr>
-              <w:t xml:space="preserve">-1.13~5.51</w:t>
+              <w:t xml:space="preserve">2</w:t>
+            </w:r>
+          </w:p>
+        </w:tc>
+        <w:tc>
+          <w:tcPr>
+            <w:tcW w:w="0" w:type="auto"/>
+            <w:vAlign w:val="center"/>
+          </w:tcPr>
+          <w:p>
+            <w:pPr>
+              <w:jc w:val="center"/>
+              <w:spacing w:after="0" w:line="240" w:lineRule="auto"/>
+            </w:pPr>
+            <w:r>
+              <w:rPr>
+                <w:rFonts w:ascii="Times New Roman" w:eastAsia="宋体" w:hAnsi="Times New Roman"/>
+                <w:sz w:val="20"/>
+                <w:szCs w:val="20"/>
+              </w:rPr>
+              <w:t xml:space="preserve">57.22</w:t>
+            </w:r>
+          </w:p>
+        </w:tc>
+        <w:tc>
+          <w:tcPr>
+            <w:tcW w:w="0" w:type="auto"/>
+            <w:vAlign w:val="center"/>
+          </w:tcPr>
+          <w:p>
+            <w:pPr>
+              <w:jc w:val="center"/>
+              <w:spacing w:after="0" w:line="240" w:lineRule="auto"/>
+            </w:pPr>
+            <w:r>
+              <w:rPr>
+                <w:rFonts w:ascii="Times New Roman" w:eastAsia="宋体" w:hAnsi="Times New Roman"/>
+                <w:sz w:val="20"/>
+                <w:szCs w:val="20"/>
+              </w:rPr>
+              <w:t xml:space="preserve">0.0000</w:t>
+            </w:r>
+          </w:p>
+        </w:tc>
+        <w:tc>
+          <w:tcPr>
+            <w:tcW w:w="0" w:type="auto"/>
+            <w:vAlign w:val="center"/>
+          </w:tcPr>
+          <w:p>
+            <w:pPr>
+              <w:jc w:val="center"/>
+              <w:spacing w:after="0" w:line="240" w:lineRule="auto"/>
+            </w:pPr>
+            <w:r>
+              <w:rPr>
+                <w:rFonts w:ascii="Times New Roman" w:eastAsia="宋体" w:hAnsi="Times New Roman"/>
+                <w:sz w:val="20"/>
+                <w:szCs w:val="20"/>
+              </w:rPr>
+              <w:t xml:space="preserve">0.05</w:t>
+            </w:r>
+          </w:p>
+        </w:tc>
+        <w:tc>
+          <w:tcPr>
+            <w:tcW w:w="0" w:type="auto"/>
+            <w:vAlign w:val="center"/>
+          </w:tcPr>
+          <w:p>
+            <w:pPr>
+              <w:jc w:val="center"/>
+              <w:spacing w:after="0" w:line="240" w:lineRule="auto"/>
+            </w:pPr>
+            <w:r>
+              <w:rPr>
+                <w:rFonts w:ascii="Times New Roman" w:eastAsia="宋体" w:hAnsi="Times New Roman"/>
+                <w:sz w:val="20"/>
+                <w:szCs w:val="20"/>
+              </w:rPr>
+              <w:t xml:space="preserve">显著（存在系统偏差）</w:t>
             </w:r>
           </w:p>
         </w:tc>
@@ -1017,128 +1057,6 @@
                 <w:sz w:val="20"/>
                 <w:szCs w:val="20"/>
               </w:rPr>
-              <w:t xml:space="preserve">2</w:t>
-            </w:r>
-          </w:p>
-        </w:tc>
-        <w:tc>
-          <w:tcPr>
-            <w:tcW w:w="0" w:type="auto"/>
-            <w:vAlign w:val="center"/>
-          </w:tcPr>
-          <w:p>
-            <w:pPr>
-              <w:jc w:val="center"/>
-              <w:spacing w:after="0" w:line="240" w:lineRule="auto"/>
-            </w:pPr>
-            <w:r>
-              <w:rPr>
-                <w:rFonts w:ascii="Times New Roman" w:eastAsia="宋体" w:hAnsi="Times New Roman"/>
-                <w:sz w:val="20"/>
-                <w:szCs w:val="20"/>
-              </w:rPr>
-              <w:t xml:space="preserve">6900</w:t>
-            </w:r>
-          </w:p>
-        </w:tc>
-        <w:tc>
-          <w:tcPr>
-            <w:tcW w:w="0" w:type="auto"/>
-            <w:vAlign w:val="center"/>
-          </w:tcPr>
-          <w:p>
-            <w:pPr>
-              <w:jc w:val="center"/>
-              <w:spacing w:after="0" w:line="240" w:lineRule="auto"/>
-            </w:pPr>
-            <w:r>
-              <w:rPr>
-                <w:rFonts w:ascii="Times New Roman" w:eastAsia="宋体" w:hAnsi="Times New Roman"/>
-                <w:sz w:val="20"/>
-                <w:szCs w:val="20"/>
-              </w:rPr>
-              <w:t xml:space="preserve">161.8</w:t>
-            </w:r>
-          </w:p>
-        </w:tc>
-        <w:tc>
-          <w:tcPr>
-            <w:tcW w:w="0" w:type="auto"/>
-            <w:vAlign w:val="center"/>
-          </w:tcPr>
-          <w:p>
-            <w:pPr>
-              <w:jc w:val="center"/>
-              <w:spacing w:after="0" w:line="240" w:lineRule="auto"/>
-            </w:pPr>
-            <w:r>
-              <w:rPr>
-                <w:rFonts w:ascii="Times New Roman" w:eastAsia="宋体" w:hAnsi="Times New Roman"/>
-                <w:sz w:val="20"/>
-                <w:szCs w:val="20"/>
-              </w:rPr>
-              <w:t xml:space="preserve">851.7</w:t>
-            </w:r>
-          </w:p>
-        </w:tc>
-        <w:tc>
-          <w:tcPr>
-            <w:tcW w:w="0" w:type="auto"/>
-            <w:vAlign w:val="center"/>
-          </w:tcPr>
-          <w:p>
-            <w:pPr>
-              <w:jc w:val="center"/>
-              <w:spacing w:after="0" w:line="240" w:lineRule="auto"/>
-            </w:pPr>
-            <w:r>
-              <w:rPr>
-                <w:rFonts w:ascii="Times New Roman" w:eastAsia="宋体" w:hAnsi="Times New Roman"/>
-                <w:sz w:val="20"/>
-                <w:szCs w:val="20"/>
-              </w:rPr>
-              <w:t xml:space="preserve">-4.11~23.55</w:t>
-            </w:r>
-          </w:p>
-        </w:tc>
-        <w:tc>
-          <w:tcPr>
-            <w:tcW w:w="0" w:type="auto"/>
-            <w:vAlign w:val="center"/>
-          </w:tcPr>
-          <w:p>
-            <w:pPr>
-              <w:jc w:val="center"/>
-              <w:spacing w:after="0" w:line="240" w:lineRule="auto"/>
-            </w:pPr>
-            <w:r>
-              <w:rPr>
-                <w:rFonts w:ascii="Times New Roman" w:eastAsia="宋体" w:hAnsi="Times New Roman"/>
-                <w:sz w:val="20"/>
-                <w:szCs w:val="20"/>
-              </w:rPr>
-              <w:t xml:space="preserve">-3.73~10.17</w:t>
-            </w:r>
-          </w:p>
-        </w:tc>
-      </w:tr>
-      <w:tr>
-        <w:tc>
-          <w:tcPr>
-            <w:tcW w:w="0" w:type="auto"/>
-            <w:vAlign w:val="center"/>
-          </w:tcPr>
-          <w:p>
-            <w:pPr>
-              <w:jc w:val="center"/>
-              <w:spacing w:after="0" w:line="240" w:lineRule="auto"/>
-            </w:pPr>
-            <w:r>
-              <w:rPr>
-                <w:rFonts w:ascii="Times New Roman" w:eastAsia="宋体" w:hAnsi="Times New Roman"/>
-                <w:sz w:val="20"/>
-                <w:szCs w:val="20"/>
-              </w:rPr>
               <w:t xml:space="preserve">3</w:t>
             </w:r>
           </w:p>
@@ -1159,87 +1077,67 @@
                 <w:sz w:val="20"/>
                 <w:szCs w:val="20"/>
               </w:rPr>
-              <w:t xml:space="preserve">3000</w:t>
-            </w:r>
-          </w:p>
-        </w:tc>
-        <w:tc>
-          <w:tcPr>
-            <w:tcW w:w="0" w:type="auto"/>
-            <w:vAlign w:val="center"/>
-          </w:tcPr>
-          <w:p>
-            <w:pPr>
-              <w:jc w:val="center"/>
-              <w:spacing w:after="0" w:line="240" w:lineRule="auto"/>
-            </w:pPr>
-            <w:r>
-              <w:rPr>
-                <w:rFonts w:ascii="Times New Roman" w:eastAsia="宋体" w:hAnsi="Times New Roman"/>
-                <w:sz w:val="20"/>
-                <w:szCs w:val="20"/>
-              </w:rPr>
-              <w:t xml:space="preserve">469.1</w:t>
-            </w:r>
-          </w:p>
-        </w:tc>
-        <w:tc>
-          <w:tcPr>
-            <w:tcW w:w="0" w:type="auto"/>
-            <w:vAlign w:val="center"/>
-          </w:tcPr>
-          <w:p>
-            <w:pPr>
-              <w:jc w:val="center"/>
-              <w:spacing w:after="0" w:line="240" w:lineRule="auto"/>
-            </w:pPr>
-            <w:r>
-              <w:rPr>
-                <w:rFonts w:ascii="Times New Roman" w:eastAsia="宋体" w:hAnsi="Times New Roman"/>
-                <w:sz w:val="20"/>
-                <w:szCs w:val="20"/>
-              </w:rPr>
-              <w:t xml:space="preserve">769.0</w:t>
-            </w:r>
-          </w:p>
-        </w:tc>
-        <w:tc>
-          <w:tcPr>
-            <w:tcW w:w="0" w:type="auto"/>
-            <w:vAlign w:val="center"/>
-          </w:tcPr>
-          <w:p>
-            <w:pPr>
-              <w:jc w:val="center"/>
-              <w:spacing w:after="0" w:line="240" w:lineRule="auto"/>
-            </w:pPr>
-            <w:r>
-              <w:rPr>
-                <w:rFonts w:ascii="Times New Roman" w:eastAsia="宋体" w:hAnsi="Times New Roman"/>
-                <w:sz w:val="20"/>
-                <w:szCs w:val="20"/>
-              </w:rPr>
-              <w:t xml:space="preserve">-64.61~64.13</w:t>
-            </w:r>
-          </w:p>
-        </w:tc>
-        <w:tc>
-          <w:tcPr>
-            <w:tcW w:w="0" w:type="auto"/>
-            <w:vAlign w:val="center"/>
-          </w:tcPr>
-          <w:p>
-            <w:pPr>
-              <w:jc w:val="center"/>
-              <w:spacing w:after="0" w:line="240" w:lineRule="auto"/>
-            </w:pPr>
-            <w:r>
-              <w:rPr>
-                <w:rFonts w:ascii="Times New Roman" w:eastAsia="宋体" w:hAnsi="Times New Roman"/>
-                <w:sz w:val="20"/>
-                <w:szCs w:val="20"/>
-              </w:rPr>
-              <w:t xml:space="preserve">-63.62~63.87</w:t>
+              <w:t xml:space="preserve">1.02</w:t>
+            </w:r>
+          </w:p>
+        </w:tc>
+        <w:tc>
+          <w:tcPr>
+            <w:tcW w:w="0" w:type="auto"/>
+            <w:vAlign w:val="center"/>
+          </w:tcPr>
+          <w:p>
+            <w:pPr>
+              <w:jc w:val="center"/>
+              <w:spacing w:after="0" w:line="240" w:lineRule="auto"/>
+            </w:pPr>
+            <w:r>
+              <w:rPr>
+                <w:rFonts w:ascii="Times New Roman" w:eastAsia="宋体" w:hAnsi="Times New Roman"/>
+                <w:sz w:val="20"/>
+                <w:szCs w:val="20"/>
+              </w:rPr>
+              <w:t xml:space="preserve">0.3624</w:t>
+            </w:r>
+          </w:p>
+        </w:tc>
+        <w:tc>
+          <w:tcPr>
+            <w:tcW w:w="0" w:type="auto"/>
+            <w:vAlign w:val="center"/>
+          </w:tcPr>
+          <w:p>
+            <w:pPr>
+              <w:jc w:val="center"/>
+              <w:spacing w:after="0" w:line="240" w:lineRule="auto"/>
+            </w:pPr>
+            <w:r>
+              <w:rPr>
+                <w:rFonts w:ascii="Times New Roman" w:eastAsia="宋体" w:hAnsi="Times New Roman"/>
+                <w:sz w:val="20"/>
+                <w:szCs w:val="20"/>
+              </w:rPr>
+              <w:t xml:space="preserve">0.05</w:t>
+            </w:r>
+          </w:p>
+        </w:tc>
+        <w:tc>
+          <w:tcPr>
+            <w:tcW w:w="0" w:type="auto"/>
+            <w:vAlign w:val="center"/>
+          </w:tcPr>
+          <w:p>
+            <w:pPr>
+              <w:jc w:val="center"/>
+              <w:spacing w:after="0" w:line="240" w:lineRule="auto"/>
+            </w:pPr>
+            <w:r>
+              <w:rPr>
+                <w:rFonts w:ascii="Times New Roman" w:eastAsia="宋体" w:hAnsi="Times New Roman"/>
+                <w:sz w:val="20"/>
+                <w:szCs w:val="20"/>
+              </w:rPr>
+              <w:t xml:space="preserve">不显著</w:t>
             </w:r>
           </w:p>
         </w:tc>
@@ -1357,7 +1255,7 @@
           <w:sz w:val="24"/>
           <w:szCs w:val="24"/>
         </w:rPr>
-        <w:t xml:space="preserve">问题2中，若不估计系统偏差，截尾均方误差为15.4845；引入固定偏差后误差降至0.2706，下降98.25%，因此判定存在固定系统偏差。方式2相对方式1的偏差为(3.4884,-1.8223)m。</w:t>
+        <w:t xml:space="preserve">问题2中，若不估计系统偏差，截尾均方误差为15.4845；引入固定偏差后误差降至0.2706，下降98.25%（F(57.22, p=0.0000)，p&lt;0.05），因此拒绝无偏差原假设，判定存在固定系统偏差。方式2相对方式1的偏差为(3.4884,-1.8223)m。delta的95%置信区间为[50.5465,50.5465]s。</w:t>
       </w:r>
     </w:p>
     <w:p>
@@ -1372,7 +1270,7 @@
           <w:sz w:val="24"/>
           <w:szCs w:val="24"/>
         </w:rPr>
-        <w:t xml:space="preserve">问题3中，带偏差模型得到的候选偏差为(-0.1608,-0.1969)m，误差下降比例为1.51%。本文设定偏差模型需同时满足误差下降不少于5%且偏差模长不小于0.5m才判定为显著系统偏差，因此实际数据不认为存在工程意义上的固定系统偏差。</w:t>
+        <w:t xml:space="preserve">问题3中，带偏差模型得到的候选偏差为(-0.1608,-0.1969)m，误差下降比例为1.51%。F(1.02, p=0.3624)，p&gt;0.05，不能拒绝无偏差原假设。因此实际数据不认为存在统计显著的固定系统偏差，使用无偏差模型输出融合轨迹。</w:t>
       </w:r>
     </w:p>
     <w:p>
@@ -1402,7 +1300,7 @@
           <w:sz w:val="24"/>
           <w:szCs w:val="24"/>
         </w:rPr>
-        <w:t xml:space="preserve">在10Hz轨迹上逐时刻检查目标距离、机器人线速度和加速度，并用滚动窗口保证准备区间内约束全部成立。射击目标每个目标选择距离最近的可行时刻；拍照目标在可行时刻中按方向角差异至少60度筛选，以保留尽量多的不同视角。</w:t>
+        <w:t xml:space="preserve">在10Hz轨迹上逐时刻检查目标距离、机器人线速度和加速度，并用滚动窗口保证准备区间内约束全部成立。射击目标每个目标选择距离最近的可行时刻；拍照目标在可行时刻中按方向角差异至少60度筛选，以保留尽量多的不同视角。采用加权区间调度（DP）从候选时刻中选出最大期望完成数的非重叠子集。</w:t>
       </w:r>
     </w:p>
     <w:p>
@@ -1472,7 +1370,7 @@
           <w:sz w:val="22"/>
           <w:szCs w:val="22"/>
         </w:rPr>
-        <w:t xml:space="preserve">表3  任务优化结果摘要</w:t>
+        <w:t xml:space="preserve">表4  任务优化结果摘要</w:t>
       </w:r>
     </w:p>
     <w:tbl>
@@ -1567,7 +1465,7 @@
                 <w:sz w:val="20"/>
                 <w:szCs w:val="20"/>
               </w:rPr>
-              <w:t xml:space="preserve">11</w:t>
+              <w:t xml:space="preserve">10</w:t>
             </w:r>
           </w:p>
         </w:tc>
@@ -1609,7 +1507,7 @@
                 <w:sz w:val="20"/>
                 <w:szCs w:val="20"/>
               </w:rPr>
-              <w:t xml:space="preserve">9</w:t>
+              <w:t xml:space="preserve">3</w:t>
             </w:r>
           </w:p>
         </w:tc>
@@ -1651,7 +1549,7 @@
                 <w:sz w:val="20"/>
                 <w:szCs w:val="20"/>
               </w:rPr>
-              <w:t xml:space="preserve">2</w:t>
+              <w:t xml:space="preserve">7</w:t>
             </w:r>
           </w:p>
         </w:tc>
@@ -1693,7 +1591,7 @@
                 <w:sz w:val="20"/>
                 <w:szCs w:val="20"/>
               </w:rPr>
-              <w:t xml:space="preserve">9.65</w:t>
+              <w:t xml:space="preserve">9.55</w:t>
             </w:r>
           </w:p>
         </w:tc>
@@ -1725,7 +1623,7 @@
           <w:sz w:val="22"/>
           <w:szCs w:val="22"/>
         </w:rPr>
-        <w:t xml:space="preserve">表4  任务明细</w:t>
+        <w:t xml:space="preserve">附表  平滑窗口敏感性分析</w:t>
       </w:r>
     </w:p>
     <w:tbl>
@@ -1757,7 +1655,7 @@
                 <w:sz w:val="20"/>
                 <w:szCs w:val="20"/>
               </w:rPr>
-              <w:t xml:space="preserve">目标</w:t>
+              <w:t xml:space="preserve">平滑窗口(10Hz点数)</w:t>
             </w:r>
           </w:p>
         </w:tc>
@@ -1778,7 +1676,7 @@
                 <w:sz w:val="20"/>
                 <w:szCs w:val="20"/>
               </w:rPr>
-              <w:t xml:space="preserve">任务</w:t>
+              <w:t xml:space="preserve">任务数</w:t>
             </w:r>
           </w:p>
         </w:tc>
@@ -1799,91 +1697,7 @@
                 <w:sz w:val="20"/>
                 <w:szCs w:val="20"/>
               </w:rPr>
-              <w:t xml:space="preserve">开始准备/s</w:t>
-            </w:r>
-          </w:p>
-        </w:tc>
-        <w:tc>
-          <w:tcPr>
-            <w:tcW w:w="0" w:type="auto"/>
-            <w:vAlign w:val="center"/>
-          </w:tcPr>
-          <w:p>
-            <w:pPr>
-              <w:jc w:val="center"/>
-              <w:spacing w:after="0" w:line="240" w:lineRule="auto"/>
-            </w:pPr>
-            <w:r>
-              <w:rPr>
-                <w:b/>
-                <w:rFonts w:ascii="Times New Roman" w:eastAsia="宋体" w:hAnsi="Times New Roman"/>
-                <w:sz w:val="20"/>
-                <w:szCs w:val="20"/>
-              </w:rPr>
-              <w:t xml:space="preserve">执行/s</w:t>
-            </w:r>
-          </w:p>
-        </w:tc>
-        <w:tc>
-          <w:tcPr>
-            <w:tcW w:w="0" w:type="auto"/>
-            <w:vAlign w:val="center"/>
-          </w:tcPr>
-          <w:p>
-            <w:pPr>
-              <w:jc w:val="center"/>
-              <w:spacing w:after="0" w:line="240" w:lineRule="auto"/>
-            </w:pPr>
-            <w:r>
-              <w:rPr>
-                <w:b/>
-                <w:rFonts w:ascii="Times New Roman" w:eastAsia="宋体" w:hAnsi="Times New Roman"/>
-                <w:sz w:val="20"/>
-                <w:szCs w:val="20"/>
-              </w:rPr>
-              <w:t xml:space="preserve">距离/m</w:t>
-            </w:r>
-          </w:p>
-        </w:tc>
-        <w:tc>
-          <w:tcPr>
-            <w:tcW w:w="0" w:type="auto"/>
-            <w:vAlign w:val="center"/>
-          </w:tcPr>
-          <w:p>
-            <w:pPr>
-              <w:jc w:val="center"/>
-              <w:spacing w:after="0" w:line="240" w:lineRule="auto"/>
-            </w:pPr>
-            <w:r>
-              <w:rPr>
-                <w:b/>
-                <w:rFonts w:ascii="Times New Roman" w:eastAsia="宋体" w:hAnsi="Times New Roman"/>
-                <w:sz w:val="20"/>
-                <w:szCs w:val="20"/>
-              </w:rPr>
-              <w:t xml:space="preserve">速度/(m/s)</w:t>
-            </w:r>
-          </w:p>
-        </w:tc>
-        <w:tc>
-          <w:tcPr>
-            <w:tcW w:w="0" w:type="auto"/>
-            <w:vAlign w:val="center"/>
-          </w:tcPr>
-          <w:p>
-            <w:pPr>
-              <w:jc w:val="center"/>
-              <w:spacing w:after="0" w:line="240" w:lineRule="auto"/>
-            </w:pPr>
-            <w:r>
-              <w:rPr>
-                <w:b/>
-                <w:rFonts w:ascii="Times New Roman" w:eastAsia="宋体" w:hAnsi="Times New Roman"/>
-                <w:sz w:val="20"/>
-                <w:szCs w:val="20"/>
-              </w:rPr>
-              <w:t xml:space="preserve">加速度/(m/s^2)</w:t>
+              <w:t xml:space="preserve">期望完成数</w:t>
             </w:r>
           </w:p>
         </w:tc>
@@ -1905,127 +1719,47 @@
                 <w:sz w:val="20"/>
                 <w:szCs w:val="20"/>
               </w:rPr>
-              <w:t xml:space="preserve">S04</w:t>
-            </w:r>
-          </w:p>
-        </w:tc>
-        <w:tc>
-          <w:tcPr>
-            <w:tcW w:w="0" w:type="auto"/>
-            <w:vAlign w:val="center"/>
-          </w:tcPr>
-          <w:p>
-            <w:pPr>
-              <w:jc w:val="center"/>
-              <w:spacing w:after="0" w:line="240" w:lineRule="auto"/>
-            </w:pPr>
-            <w:r>
-              <w:rPr>
-                <w:rFonts w:ascii="Times New Roman" w:eastAsia="宋体" w:hAnsi="Times New Roman"/>
-                <w:sz w:val="20"/>
-                <w:szCs w:val="20"/>
-              </w:rPr>
-              <w:t xml:space="preserve">模拟射击</w:t>
-            </w:r>
-          </w:p>
-        </w:tc>
-        <w:tc>
-          <w:tcPr>
-            <w:tcW w:w="0" w:type="auto"/>
-            <w:vAlign w:val="center"/>
-          </w:tcPr>
-          <w:p>
-            <w:pPr>
-              <w:jc w:val="center"/>
-              <w:spacing w:after="0" w:line="240" w:lineRule="auto"/>
-            </w:pPr>
-            <w:r>
-              <w:rPr>
-                <w:rFonts w:ascii="Times New Roman" w:eastAsia="宋体" w:hAnsi="Times New Roman"/>
-                <w:sz w:val="20"/>
-                <w:szCs w:val="20"/>
-              </w:rPr>
-              <w:t xml:space="preserve">477.3</w:t>
-            </w:r>
-          </w:p>
-        </w:tc>
-        <w:tc>
-          <w:tcPr>
-            <w:tcW w:w="0" w:type="auto"/>
-            <w:vAlign w:val="center"/>
-          </w:tcPr>
-          <w:p>
-            <w:pPr>
-              <w:jc w:val="center"/>
-              <w:spacing w:after="0" w:line="240" w:lineRule="auto"/>
-            </w:pPr>
-            <w:r>
-              <w:rPr>
-                <w:rFonts w:ascii="Times New Roman" w:eastAsia="宋体" w:hAnsi="Times New Roman"/>
-                <w:sz w:val="20"/>
-                <w:szCs w:val="20"/>
-              </w:rPr>
-              <w:t xml:space="preserve">478.8</w:t>
-            </w:r>
-          </w:p>
-        </w:tc>
-        <w:tc>
-          <w:tcPr>
-            <w:tcW w:w="0" w:type="auto"/>
-            <w:vAlign w:val="center"/>
-          </w:tcPr>
-          <w:p>
-            <w:pPr>
-              <w:jc w:val="center"/>
-              <w:spacing w:after="0" w:line="240" w:lineRule="auto"/>
-            </w:pPr>
-            <w:r>
-              <w:rPr>
-                <w:rFonts w:ascii="Times New Roman" w:eastAsia="宋体" w:hAnsi="Times New Roman"/>
-                <w:sz w:val="20"/>
-                <w:szCs w:val="20"/>
-              </w:rPr>
-              <w:t xml:space="preserve">8.16</w:t>
-            </w:r>
-          </w:p>
-        </w:tc>
-        <w:tc>
-          <w:tcPr>
-            <w:tcW w:w="0" w:type="auto"/>
-            <w:vAlign w:val="center"/>
-          </w:tcPr>
-          <w:p>
-            <w:pPr>
-              <w:jc w:val="center"/>
-              <w:spacing w:after="0" w:line="240" w:lineRule="auto"/>
-            </w:pPr>
-            <w:r>
-              <w:rPr>
-                <w:rFonts w:ascii="Times New Roman" w:eastAsia="宋体" w:hAnsi="Times New Roman"/>
-                <w:sz w:val="20"/>
-                <w:szCs w:val="20"/>
-              </w:rPr>
-              <w:t xml:space="preserve">1.87</w:t>
-            </w:r>
-          </w:p>
-        </w:tc>
-        <w:tc>
-          <w:tcPr>
-            <w:tcW w:w="0" w:type="auto"/>
-            <w:vAlign w:val="center"/>
-          </w:tcPr>
-          <w:p>
-            <w:pPr>
-              <w:jc w:val="center"/>
-              <w:spacing w:after="0" w:line="240" w:lineRule="auto"/>
-            </w:pPr>
-            <w:r>
-              <w:rPr>
-                <w:rFonts w:ascii="Times New Roman" w:eastAsia="宋体" w:hAnsi="Times New Roman"/>
-                <w:sz w:val="20"/>
-                <w:szCs w:val="20"/>
-              </w:rPr>
-              <w:t xml:space="preserve">0.04</w:t>
+              <w:t xml:space="preserve">31</w:t>
+            </w:r>
+          </w:p>
+        </w:tc>
+        <w:tc>
+          <w:tcPr>
+            <w:tcW w:w="0" w:type="auto"/>
+            <w:vAlign w:val="center"/>
+          </w:tcPr>
+          <w:p>
+            <w:pPr>
+              <w:jc w:val="center"/>
+              <w:spacing w:after="0" w:line="240" w:lineRule="auto"/>
+            </w:pPr>
+            <w:r>
+              <w:rPr>
+                <w:rFonts w:ascii="Times New Roman" w:eastAsia="宋体" w:hAnsi="Times New Roman"/>
+                <w:sz w:val="20"/>
+                <w:szCs w:val="20"/>
+              </w:rPr>
+              <w:t xml:space="preserve">9</w:t>
+            </w:r>
+          </w:p>
+        </w:tc>
+        <w:tc>
+          <w:tcPr>
+            <w:tcW w:w="0" w:type="auto"/>
+            <w:vAlign w:val="center"/>
+          </w:tcPr>
+          <w:p>
+            <w:pPr>
+              <w:jc w:val="center"/>
+              <w:spacing w:after="0" w:line="240" w:lineRule="auto"/>
+            </w:pPr>
+            <w:r>
+              <w:rPr>
+                <w:rFonts w:ascii="Times New Roman" w:eastAsia="宋体" w:hAnsi="Times New Roman"/>
+                <w:sz w:val="20"/>
+                <w:szCs w:val="20"/>
+              </w:rPr>
+              <w:t xml:space="preserve">8.4</w:t>
             </w:r>
           </w:p>
         </w:tc>
@@ -2047,127 +1781,47 @@
                 <w:sz w:val="20"/>
                 <w:szCs w:val="20"/>
               </w:rPr>
-              <w:t xml:space="preserve">S05</w:t>
-            </w:r>
-          </w:p>
-        </w:tc>
-        <w:tc>
-          <w:tcPr>
-            <w:tcW w:w="0" w:type="auto"/>
-            <w:vAlign w:val="center"/>
-          </w:tcPr>
-          <w:p>
-            <w:pPr>
-              <w:jc w:val="center"/>
-              <w:spacing w:after="0" w:line="240" w:lineRule="auto"/>
-            </w:pPr>
-            <w:r>
-              <w:rPr>
-                <w:rFonts w:ascii="Times New Roman" w:eastAsia="宋体" w:hAnsi="Times New Roman"/>
-                <w:sz w:val="20"/>
-                <w:szCs w:val="20"/>
-              </w:rPr>
-              <w:t xml:space="preserve">模拟射击</w:t>
-            </w:r>
-          </w:p>
-        </w:tc>
-        <w:tc>
-          <w:tcPr>
-            <w:tcW w:w="0" w:type="auto"/>
-            <w:vAlign w:val="center"/>
-          </w:tcPr>
-          <w:p>
-            <w:pPr>
-              <w:jc w:val="center"/>
-              <w:spacing w:after="0" w:line="240" w:lineRule="auto"/>
-            </w:pPr>
-            <w:r>
-              <w:rPr>
-                <w:rFonts w:ascii="Times New Roman" w:eastAsia="宋体" w:hAnsi="Times New Roman"/>
-                <w:sz w:val="20"/>
-                <w:szCs w:val="20"/>
-              </w:rPr>
-              <w:t xml:space="preserve">477.3</w:t>
-            </w:r>
-          </w:p>
-        </w:tc>
-        <w:tc>
-          <w:tcPr>
-            <w:tcW w:w="0" w:type="auto"/>
-            <w:vAlign w:val="center"/>
-          </w:tcPr>
-          <w:p>
-            <w:pPr>
-              <w:jc w:val="center"/>
-              <w:spacing w:after="0" w:line="240" w:lineRule="auto"/>
-            </w:pPr>
-            <w:r>
-              <w:rPr>
-                <w:rFonts w:ascii="Times New Roman" w:eastAsia="宋体" w:hAnsi="Times New Roman"/>
-                <w:sz w:val="20"/>
-                <w:szCs w:val="20"/>
-              </w:rPr>
-              <w:t xml:space="preserve">478.8</w:t>
-            </w:r>
-          </w:p>
-        </w:tc>
-        <w:tc>
-          <w:tcPr>
-            <w:tcW w:w="0" w:type="auto"/>
-            <w:vAlign w:val="center"/>
-          </w:tcPr>
-          <w:p>
-            <w:pPr>
-              <w:jc w:val="center"/>
-              <w:spacing w:after="0" w:line="240" w:lineRule="auto"/>
-            </w:pPr>
-            <w:r>
-              <w:rPr>
-                <w:rFonts w:ascii="Times New Roman" w:eastAsia="宋体" w:hAnsi="Times New Roman"/>
-                <w:sz w:val="20"/>
-                <w:szCs w:val="20"/>
-              </w:rPr>
-              <w:t xml:space="preserve">18.51</w:t>
-            </w:r>
-          </w:p>
-        </w:tc>
-        <w:tc>
-          <w:tcPr>
-            <w:tcW w:w="0" w:type="auto"/>
-            <w:vAlign w:val="center"/>
-          </w:tcPr>
-          <w:p>
-            <w:pPr>
-              <w:jc w:val="center"/>
-              <w:spacing w:after="0" w:line="240" w:lineRule="auto"/>
-            </w:pPr>
-            <w:r>
-              <w:rPr>
-                <w:rFonts w:ascii="Times New Roman" w:eastAsia="宋体" w:hAnsi="Times New Roman"/>
-                <w:sz w:val="20"/>
-                <w:szCs w:val="20"/>
-              </w:rPr>
-              <w:t xml:space="preserve">1.87</w:t>
-            </w:r>
-          </w:p>
-        </w:tc>
-        <w:tc>
-          <w:tcPr>
-            <w:tcW w:w="0" w:type="auto"/>
-            <w:vAlign w:val="center"/>
-          </w:tcPr>
-          <w:p>
-            <w:pPr>
-              <w:jc w:val="center"/>
-              <w:spacing w:after="0" w:line="240" w:lineRule="auto"/>
-            </w:pPr>
-            <w:r>
-              <w:rPr>
-                <w:rFonts w:ascii="Times New Roman" w:eastAsia="宋体" w:hAnsi="Times New Roman"/>
-                <w:sz w:val="20"/>
-                <w:szCs w:val="20"/>
-              </w:rPr>
-              <w:t xml:space="preserve">0.04</w:t>
+              <w:t xml:space="preserve">51</w:t>
+            </w:r>
+          </w:p>
+        </w:tc>
+        <w:tc>
+          <w:tcPr>
+            <w:tcW w:w="0" w:type="auto"/>
+            <w:vAlign w:val="center"/>
+          </w:tcPr>
+          <w:p>
+            <w:pPr>
+              <w:jc w:val="center"/>
+              <w:spacing w:after="0" w:line="240" w:lineRule="auto"/>
+            </w:pPr>
+            <w:r>
+              <w:rPr>
+                <w:rFonts w:ascii="Times New Roman" w:eastAsia="宋体" w:hAnsi="Times New Roman"/>
+                <w:sz w:val="20"/>
+                <w:szCs w:val="20"/>
+              </w:rPr>
+              <w:t xml:space="preserve">10</w:t>
+            </w:r>
+          </w:p>
+        </w:tc>
+        <w:tc>
+          <w:tcPr>
+            <w:tcW w:w="0" w:type="auto"/>
+            <w:vAlign w:val="center"/>
+          </w:tcPr>
+          <w:p>
+            <w:pPr>
+              <w:jc w:val="center"/>
+              <w:spacing w:after="0" w:line="240" w:lineRule="auto"/>
+            </w:pPr>
+            <w:r>
+              <w:rPr>
+                <w:rFonts w:ascii="Times New Roman" w:eastAsia="宋体" w:hAnsi="Times New Roman"/>
+                <w:sz w:val="20"/>
+                <w:szCs w:val="20"/>
+              </w:rPr>
+              <w:t xml:space="preserve">9.1</w:t>
             </w:r>
           </w:p>
         </w:tc>
@@ -2189,127 +1843,47 @@
                 <w:sz w:val="20"/>
                 <w:szCs w:val="20"/>
               </w:rPr>
-              <w:t xml:space="preserve">S06</w:t>
-            </w:r>
-          </w:p>
-        </w:tc>
-        <w:tc>
-          <w:tcPr>
-            <w:tcW w:w="0" w:type="auto"/>
-            <w:vAlign w:val="center"/>
-          </w:tcPr>
-          <w:p>
-            <w:pPr>
-              <w:jc w:val="center"/>
-              <w:spacing w:after="0" w:line="240" w:lineRule="auto"/>
-            </w:pPr>
-            <w:r>
-              <w:rPr>
-                <w:rFonts w:ascii="Times New Roman" w:eastAsia="宋体" w:hAnsi="Times New Roman"/>
-                <w:sz w:val="20"/>
-                <w:szCs w:val="20"/>
-              </w:rPr>
-              <w:t xml:space="preserve">模拟射击</w:t>
-            </w:r>
-          </w:p>
-        </w:tc>
-        <w:tc>
-          <w:tcPr>
-            <w:tcW w:w="0" w:type="auto"/>
-            <w:vAlign w:val="center"/>
-          </w:tcPr>
-          <w:p>
-            <w:pPr>
-              <w:jc w:val="center"/>
-              <w:spacing w:after="0" w:line="240" w:lineRule="auto"/>
-            </w:pPr>
-            <w:r>
-              <w:rPr>
-                <w:rFonts w:ascii="Times New Roman" w:eastAsia="宋体" w:hAnsi="Times New Roman"/>
-                <w:sz w:val="20"/>
-                <w:szCs w:val="20"/>
-              </w:rPr>
-              <w:t xml:space="preserve">477.3</w:t>
-            </w:r>
-          </w:p>
-        </w:tc>
-        <w:tc>
-          <w:tcPr>
-            <w:tcW w:w="0" w:type="auto"/>
-            <w:vAlign w:val="center"/>
-          </w:tcPr>
-          <w:p>
-            <w:pPr>
-              <w:jc w:val="center"/>
-              <w:spacing w:after="0" w:line="240" w:lineRule="auto"/>
-            </w:pPr>
-            <w:r>
-              <w:rPr>
-                <w:rFonts w:ascii="Times New Roman" w:eastAsia="宋体" w:hAnsi="Times New Roman"/>
-                <w:sz w:val="20"/>
-                <w:szCs w:val="20"/>
-              </w:rPr>
-              <w:t xml:space="preserve">478.8</w:t>
-            </w:r>
-          </w:p>
-        </w:tc>
-        <w:tc>
-          <w:tcPr>
-            <w:tcW w:w="0" w:type="auto"/>
-            <w:vAlign w:val="center"/>
-          </w:tcPr>
-          <w:p>
-            <w:pPr>
-              <w:jc w:val="center"/>
-              <w:spacing w:after="0" w:line="240" w:lineRule="auto"/>
-            </w:pPr>
-            <w:r>
-              <w:rPr>
-                <w:rFonts w:ascii="Times New Roman" w:eastAsia="宋体" w:hAnsi="Times New Roman"/>
-                <w:sz w:val="20"/>
-                <w:szCs w:val="20"/>
-              </w:rPr>
-              <w:t xml:space="preserve">23.96</w:t>
-            </w:r>
-          </w:p>
-        </w:tc>
-        <w:tc>
-          <w:tcPr>
-            <w:tcW w:w="0" w:type="auto"/>
-            <w:vAlign w:val="center"/>
-          </w:tcPr>
-          <w:p>
-            <w:pPr>
-              <w:jc w:val="center"/>
-              <w:spacing w:after="0" w:line="240" w:lineRule="auto"/>
-            </w:pPr>
-            <w:r>
-              <w:rPr>
-                <w:rFonts w:ascii="Times New Roman" w:eastAsia="宋体" w:hAnsi="Times New Roman"/>
-                <w:sz w:val="20"/>
-                <w:szCs w:val="20"/>
-              </w:rPr>
-              <w:t xml:space="preserve">1.87</w:t>
-            </w:r>
-          </w:p>
-        </w:tc>
-        <w:tc>
-          <w:tcPr>
-            <w:tcW w:w="0" w:type="auto"/>
-            <w:vAlign w:val="center"/>
-          </w:tcPr>
-          <w:p>
-            <w:pPr>
-              <w:jc w:val="center"/>
-              <w:spacing w:after="0" w:line="240" w:lineRule="auto"/>
-            </w:pPr>
-            <w:r>
-              <w:rPr>
-                <w:rFonts w:ascii="Times New Roman" w:eastAsia="宋体" w:hAnsi="Times New Roman"/>
-                <w:sz w:val="20"/>
-                <w:szCs w:val="20"/>
-              </w:rPr>
-              <w:t xml:space="preserve">0.04</w:t>
+              <w:t xml:space="preserve">71</w:t>
+            </w:r>
+          </w:p>
+        </w:tc>
+        <w:tc>
+          <w:tcPr>
+            <w:tcW w:w="0" w:type="auto"/>
+            <w:vAlign w:val="center"/>
+          </w:tcPr>
+          <w:p>
+            <w:pPr>
+              <w:jc w:val="center"/>
+              <w:spacing w:after="0" w:line="240" w:lineRule="auto"/>
+            </w:pPr>
+            <w:r>
+              <w:rPr>
+                <w:rFonts w:ascii="Times New Roman" w:eastAsia="宋体" w:hAnsi="Times New Roman"/>
+                <w:sz w:val="20"/>
+                <w:szCs w:val="20"/>
+              </w:rPr>
+              <w:t xml:space="preserve">10</w:t>
+            </w:r>
+          </w:p>
+        </w:tc>
+        <w:tc>
+          <w:tcPr>
+            <w:tcW w:w="0" w:type="auto"/>
+            <w:vAlign w:val="center"/>
+          </w:tcPr>
+          <w:p>
+            <w:pPr>
+              <w:jc w:val="center"/>
+              <w:spacing w:after="0" w:line="240" w:lineRule="auto"/>
+            </w:pPr>
+            <w:r>
+              <w:rPr>
+                <w:rFonts w:ascii="Times New Roman" w:eastAsia="宋体" w:hAnsi="Times New Roman"/>
+                <w:sz w:val="20"/>
+                <w:szCs w:val="20"/>
+              </w:rPr>
+              <w:t xml:space="preserve">8.95</w:t>
             </w:r>
           </w:p>
         </w:tc>
@@ -2331,127 +1905,47 @@
                 <w:sz w:val="20"/>
                 <w:szCs w:val="20"/>
               </w:rPr>
-              <w:t xml:space="preserve">S01</w:t>
-            </w:r>
-          </w:p>
-        </w:tc>
-        <w:tc>
-          <w:tcPr>
-            <w:tcW w:w="0" w:type="auto"/>
-            <w:vAlign w:val="center"/>
-          </w:tcPr>
-          <w:p>
-            <w:pPr>
-              <w:jc w:val="center"/>
-              <w:spacing w:after="0" w:line="240" w:lineRule="auto"/>
-            </w:pPr>
-            <w:r>
-              <w:rPr>
-                <w:rFonts w:ascii="Times New Roman" w:eastAsia="宋体" w:hAnsi="Times New Roman"/>
-                <w:sz w:val="20"/>
-                <w:szCs w:val="20"/>
-              </w:rPr>
-              <w:t xml:space="preserve">模拟射击</w:t>
-            </w:r>
-          </w:p>
-        </w:tc>
-        <w:tc>
-          <w:tcPr>
-            <w:tcW w:w="0" w:type="auto"/>
-            <w:vAlign w:val="center"/>
-          </w:tcPr>
-          <w:p>
-            <w:pPr>
-              <w:jc w:val="center"/>
-              <w:spacing w:after="0" w:line="240" w:lineRule="auto"/>
-            </w:pPr>
-            <w:r>
-              <w:rPr>
-                <w:rFonts w:ascii="Times New Roman" w:eastAsia="宋体" w:hAnsi="Times New Roman"/>
-                <w:sz w:val="20"/>
-                <w:szCs w:val="20"/>
-              </w:rPr>
-              <w:t xml:space="preserve">477.5</w:t>
-            </w:r>
-          </w:p>
-        </w:tc>
-        <w:tc>
-          <w:tcPr>
-            <w:tcW w:w="0" w:type="auto"/>
-            <w:vAlign w:val="center"/>
-          </w:tcPr>
-          <w:p>
-            <w:pPr>
-              <w:jc w:val="center"/>
-              <w:spacing w:after="0" w:line="240" w:lineRule="auto"/>
-            </w:pPr>
-            <w:r>
-              <w:rPr>
-                <w:rFonts w:ascii="Times New Roman" w:eastAsia="宋体" w:hAnsi="Times New Roman"/>
-                <w:sz w:val="20"/>
-                <w:szCs w:val="20"/>
-              </w:rPr>
-              <w:t xml:space="preserve">479.0</w:t>
-            </w:r>
-          </w:p>
-        </w:tc>
-        <w:tc>
-          <w:tcPr>
-            <w:tcW w:w="0" w:type="auto"/>
-            <w:vAlign w:val="center"/>
-          </w:tcPr>
-          <w:p>
-            <w:pPr>
-              <w:jc w:val="center"/>
-              <w:spacing w:after="0" w:line="240" w:lineRule="auto"/>
-            </w:pPr>
-            <w:r>
-              <w:rPr>
-                <w:rFonts w:ascii="Times New Roman" w:eastAsia="宋体" w:hAnsi="Times New Roman"/>
-                <w:sz w:val="20"/>
-                <w:szCs w:val="20"/>
-              </w:rPr>
-              <w:t xml:space="preserve">15.72</w:t>
-            </w:r>
-          </w:p>
-        </w:tc>
-        <w:tc>
-          <w:tcPr>
-            <w:tcW w:w="0" w:type="auto"/>
-            <w:vAlign w:val="center"/>
-          </w:tcPr>
-          <w:p>
-            <w:pPr>
-              <w:jc w:val="center"/>
-              <w:spacing w:after="0" w:line="240" w:lineRule="auto"/>
-            </w:pPr>
-            <w:r>
-              <w:rPr>
-                <w:rFonts w:ascii="Times New Roman" w:eastAsia="宋体" w:hAnsi="Times New Roman"/>
-                <w:sz w:val="20"/>
-                <w:szCs w:val="20"/>
-              </w:rPr>
-              <w:t xml:space="preserve">1.86</w:t>
-            </w:r>
-          </w:p>
-        </w:tc>
-        <w:tc>
-          <w:tcPr>
-            <w:tcW w:w="0" w:type="auto"/>
-            <w:vAlign w:val="center"/>
-          </w:tcPr>
-          <w:p>
-            <w:pPr>
-              <w:jc w:val="center"/>
-              <w:spacing w:after="0" w:line="240" w:lineRule="auto"/>
-            </w:pPr>
-            <w:r>
-              <w:rPr>
-                <w:rFonts w:ascii="Times New Roman" w:eastAsia="宋体" w:hAnsi="Times New Roman"/>
-                <w:sz w:val="20"/>
-                <w:szCs w:val="20"/>
-              </w:rPr>
-              <w:t xml:space="preserve">0.96</w:t>
+              <w:t xml:space="preserve">91</w:t>
+            </w:r>
+          </w:p>
+        </w:tc>
+        <w:tc>
+          <w:tcPr>
+            <w:tcW w:w="0" w:type="auto"/>
+            <w:vAlign w:val="center"/>
+          </w:tcPr>
+          <w:p>
+            <w:pPr>
+              <w:jc w:val="center"/>
+              <w:spacing w:after="0" w:line="240" w:lineRule="auto"/>
+            </w:pPr>
+            <w:r>
+              <w:rPr>
+                <w:rFonts w:ascii="Times New Roman" w:eastAsia="宋体" w:hAnsi="Times New Roman"/>
+                <w:sz w:val="20"/>
+                <w:szCs w:val="20"/>
+              </w:rPr>
+              <w:t xml:space="preserve">9</w:t>
+            </w:r>
+          </w:p>
+        </w:tc>
+        <w:tc>
+          <w:tcPr>
+            <w:tcW w:w="0" w:type="auto"/>
+            <w:vAlign w:val="center"/>
+          </w:tcPr>
+          <w:p>
+            <w:pPr>
+              <w:jc w:val="center"/>
+              <w:spacing w:after="0" w:line="240" w:lineRule="auto"/>
+            </w:pPr>
+            <w:r>
+              <w:rPr>
+                <w:rFonts w:ascii="Times New Roman" w:eastAsia="宋体" w:hAnsi="Times New Roman"/>
+                <w:sz w:val="20"/>
+                <w:szCs w:val="20"/>
+              </w:rPr>
+              <w:t xml:space="preserve">8.1</w:t>
             </w:r>
           </w:p>
         </w:tc>
@@ -2473,127 +1967,236 @@
                 <w:sz w:val="20"/>
                 <w:szCs w:val="20"/>
               </w:rPr>
-              <w:t xml:space="preserve">S02</w:t>
-            </w:r>
-          </w:p>
-        </w:tc>
-        <w:tc>
-          <w:tcPr>
-            <w:tcW w:w="0" w:type="auto"/>
-            <w:vAlign w:val="center"/>
-          </w:tcPr>
-          <w:p>
-            <w:pPr>
-              <w:jc w:val="center"/>
-              <w:spacing w:after="0" w:line="240" w:lineRule="auto"/>
-            </w:pPr>
-            <w:r>
-              <w:rPr>
-                <w:rFonts w:ascii="Times New Roman" w:eastAsia="宋体" w:hAnsi="Times New Roman"/>
-                <w:sz w:val="20"/>
-                <w:szCs w:val="20"/>
-              </w:rPr>
-              <w:t xml:space="preserve">模拟射击</w:t>
-            </w:r>
-          </w:p>
-        </w:tc>
-        <w:tc>
-          <w:tcPr>
-            <w:tcW w:w="0" w:type="auto"/>
-            <w:vAlign w:val="center"/>
-          </w:tcPr>
-          <w:p>
-            <w:pPr>
-              <w:jc w:val="center"/>
-              <w:spacing w:after="0" w:line="240" w:lineRule="auto"/>
-            </w:pPr>
-            <w:r>
-              <w:rPr>
-                <w:rFonts w:ascii="Times New Roman" w:eastAsia="宋体" w:hAnsi="Times New Roman"/>
-                <w:sz w:val="20"/>
-                <w:szCs w:val="20"/>
-              </w:rPr>
-              <w:t xml:space="preserve">477.5</w:t>
-            </w:r>
-          </w:p>
-        </w:tc>
-        <w:tc>
-          <w:tcPr>
-            <w:tcW w:w="0" w:type="auto"/>
-            <w:vAlign w:val="center"/>
-          </w:tcPr>
-          <w:p>
-            <w:pPr>
-              <w:jc w:val="center"/>
-              <w:spacing w:after="0" w:line="240" w:lineRule="auto"/>
-            </w:pPr>
-            <w:r>
-              <w:rPr>
-                <w:rFonts w:ascii="Times New Roman" w:eastAsia="宋体" w:hAnsi="Times New Roman"/>
-                <w:sz w:val="20"/>
-                <w:szCs w:val="20"/>
-              </w:rPr>
-              <w:t xml:space="preserve">479.0</w:t>
-            </w:r>
-          </w:p>
-        </w:tc>
-        <w:tc>
-          <w:tcPr>
-            <w:tcW w:w="0" w:type="auto"/>
-            <w:vAlign w:val="center"/>
-          </w:tcPr>
-          <w:p>
-            <w:pPr>
-              <w:jc w:val="center"/>
-              <w:spacing w:after="0" w:line="240" w:lineRule="auto"/>
-            </w:pPr>
-            <w:r>
-              <w:rPr>
-                <w:rFonts w:ascii="Times New Roman" w:eastAsia="宋体" w:hAnsi="Times New Roman"/>
-                <w:sz w:val="20"/>
-                <w:szCs w:val="20"/>
-              </w:rPr>
-              <w:t xml:space="preserve">7.46</w:t>
-            </w:r>
-          </w:p>
-        </w:tc>
-        <w:tc>
-          <w:tcPr>
-            <w:tcW w:w="0" w:type="auto"/>
-            <w:vAlign w:val="center"/>
-          </w:tcPr>
-          <w:p>
-            <w:pPr>
-              <w:jc w:val="center"/>
-              <w:spacing w:after="0" w:line="240" w:lineRule="auto"/>
-            </w:pPr>
-            <w:r>
-              <w:rPr>
-                <w:rFonts w:ascii="Times New Roman" w:eastAsia="宋体" w:hAnsi="Times New Roman"/>
-                <w:sz w:val="20"/>
-                <w:szCs w:val="20"/>
-              </w:rPr>
-              <w:t xml:space="preserve">1.86</w:t>
-            </w:r>
-          </w:p>
-        </w:tc>
-        <w:tc>
-          <w:tcPr>
-            <w:tcW w:w="0" w:type="auto"/>
-            <w:vAlign w:val="center"/>
-          </w:tcPr>
-          <w:p>
-            <w:pPr>
-              <w:jc w:val="center"/>
-              <w:spacing w:after="0" w:line="240" w:lineRule="auto"/>
-            </w:pPr>
-            <w:r>
-              <w:rPr>
-                <w:rFonts w:ascii="Times New Roman" w:eastAsia="宋体" w:hAnsi="Times New Roman"/>
-                <w:sz w:val="20"/>
-                <w:szCs w:val="20"/>
-              </w:rPr>
-              <w:t xml:space="preserve">0.96</w:t>
+              <w:t xml:space="preserve">111</w:t>
+            </w:r>
+          </w:p>
+        </w:tc>
+        <w:tc>
+          <w:tcPr>
+            <w:tcW w:w="0" w:type="auto"/>
+            <w:vAlign w:val="center"/>
+          </w:tcPr>
+          <w:p>
+            <w:pPr>
+              <w:jc w:val="center"/>
+              <w:spacing w:after="0" w:line="240" w:lineRule="auto"/>
+            </w:pPr>
+            <w:r>
+              <w:rPr>
+                <w:rFonts w:ascii="Times New Roman" w:eastAsia="宋体" w:hAnsi="Times New Roman"/>
+                <w:sz w:val="20"/>
+                <w:szCs w:val="20"/>
+              </w:rPr>
+              <w:t xml:space="preserve">7</w:t>
+            </w:r>
+          </w:p>
+        </w:tc>
+        <w:tc>
+          <w:tcPr>
+            <w:tcW w:w="0" w:type="auto"/>
+            <w:vAlign w:val="center"/>
+          </w:tcPr>
+          <w:p>
+            <w:pPr>
+              <w:jc w:val="center"/>
+              <w:spacing w:after="0" w:line="240" w:lineRule="auto"/>
+            </w:pPr>
+            <w:r>
+              <w:rPr>
+                <w:rFonts w:ascii="Times New Roman" w:eastAsia="宋体" w:hAnsi="Times New Roman"/>
+                <w:sz w:val="20"/>
+                <w:szCs w:val="20"/>
+              </w:rPr>
+              <w:t xml:space="preserve">6.4</w:t>
+            </w:r>
+          </w:p>
+        </w:tc>
+      </w:tr>
+    </w:tbl>
+    <w:p>
+      <w:pPr>
+        <w:jc w:val="left"/>
+        <w:spacing w:after="80" w:line="240" w:lineRule="auto"/>
+      </w:pPr>
+      <w:r>
+        <w:rPr>
+          <w:rFonts w:ascii="Times New Roman" w:eastAsia="宋体" w:hAnsi="Times New Roman"/>
+          <w:sz w:val="24"/>
+          <w:szCs w:val="24"/>
+        </w:rPr>
+        <w:t xml:space="preserve"/>
+      </w:r>
+    </w:p>
+    <w:p>
+      <w:pPr>
+        <w:jc w:val="center"/>
+        <w:spacing w:after="40" w:line="240" w:lineRule="auto"/>
+      </w:pPr>
+      <w:r>
+        <w:rPr>
+          <w:rFonts w:ascii="Times New Roman" w:eastAsia="黑体" w:hAnsi="Times New Roman"/>
+          <w:sz w:val="22"/>
+          <w:szCs w:val="22"/>
+        </w:rPr>
+        <w:t xml:space="preserve">表5  任务明细</w:t>
+      </w:r>
+    </w:p>
+    <w:tbl>
+      <w:tblPr>
+        <w:tblBorders>
+          <w:top w:val="single" w:sz="4" w:space="0" w:color="000000"/>
+          <w:left w:val="single" w:sz="4" w:space="0" w:color="000000"/>
+          <w:bottom w:val="single" w:sz="4" w:space="0" w:color="000000"/>
+          <w:right w:val="single" w:sz="4" w:space="0" w:color="000000"/>
+          <w:insideH w:val="single" w:sz="4" w:space="0" w:color="000000"/>
+          <w:insideV w:val="single" w:sz="4" w:space="0" w:color="000000"/>
+        </w:tblBorders>
+      </w:tblPr>
+      <w:tr>
+        <w:tc>
+          <w:tcPr>
+            <w:tcW w:w="0" w:type="auto"/>
+            <w:vAlign w:val="center"/>
+          </w:tcPr>
+          <w:p>
+            <w:pPr>
+              <w:jc w:val="center"/>
+              <w:spacing w:after="0" w:line="240" w:lineRule="auto"/>
+            </w:pPr>
+            <w:r>
+              <w:rPr>
+                <w:b/>
+                <w:rFonts w:ascii="Times New Roman" w:eastAsia="宋体" w:hAnsi="Times New Roman"/>
+                <w:sz w:val="20"/>
+                <w:szCs w:val="20"/>
+              </w:rPr>
+              <w:t xml:space="preserve">目标</w:t>
+            </w:r>
+          </w:p>
+        </w:tc>
+        <w:tc>
+          <w:tcPr>
+            <w:tcW w:w="0" w:type="auto"/>
+            <w:vAlign w:val="center"/>
+          </w:tcPr>
+          <w:p>
+            <w:pPr>
+              <w:jc w:val="center"/>
+              <w:spacing w:after="0" w:line="240" w:lineRule="auto"/>
+            </w:pPr>
+            <w:r>
+              <w:rPr>
+                <w:b/>
+                <w:rFonts w:ascii="Times New Roman" w:eastAsia="宋体" w:hAnsi="Times New Roman"/>
+                <w:sz w:val="20"/>
+                <w:szCs w:val="20"/>
+              </w:rPr>
+              <w:t xml:space="preserve">任务</w:t>
+            </w:r>
+          </w:p>
+        </w:tc>
+        <w:tc>
+          <w:tcPr>
+            <w:tcW w:w="0" w:type="auto"/>
+            <w:vAlign w:val="center"/>
+          </w:tcPr>
+          <w:p>
+            <w:pPr>
+              <w:jc w:val="center"/>
+              <w:spacing w:after="0" w:line="240" w:lineRule="auto"/>
+            </w:pPr>
+            <w:r>
+              <w:rPr>
+                <w:b/>
+                <w:rFonts w:ascii="Times New Roman" w:eastAsia="宋体" w:hAnsi="Times New Roman"/>
+                <w:sz w:val="20"/>
+                <w:szCs w:val="20"/>
+              </w:rPr>
+              <w:t xml:space="preserve">开始准备/s</w:t>
+            </w:r>
+          </w:p>
+        </w:tc>
+        <w:tc>
+          <w:tcPr>
+            <w:tcW w:w="0" w:type="auto"/>
+            <w:vAlign w:val="center"/>
+          </w:tcPr>
+          <w:p>
+            <w:pPr>
+              <w:jc w:val="center"/>
+              <w:spacing w:after="0" w:line="240" w:lineRule="auto"/>
+            </w:pPr>
+            <w:r>
+              <w:rPr>
+                <w:b/>
+                <w:rFonts w:ascii="Times New Roman" w:eastAsia="宋体" w:hAnsi="Times New Roman"/>
+                <w:sz w:val="20"/>
+                <w:szCs w:val="20"/>
+              </w:rPr>
+              <w:t xml:space="preserve">执行/s</w:t>
+            </w:r>
+          </w:p>
+        </w:tc>
+        <w:tc>
+          <w:tcPr>
+            <w:tcW w:w="0" w:type="auto"/>
+            <w:vAlign w:val="center"/>
+          </w:tcPr>
+          <w:p>
+            <w:pPr>
+              <w:jc w:val="center"/>
+              <w:spacing w:after="0" w:line="240" w:lineRule="auto"/>
+            </w:pPr>
+            <w:r>
+              <w:rPr>
+                <w:b/>
+                <w:rFonts w:ascii="Times New Roman" w:eastAsia="宋体" w:hAnsi="Times New Roman"/>
+                <w:sz w:val="20"/>
+                <w:szCs w:val="20"/>
+              </w:rPr>
+              <w:t xml:space="preserve">距离/m</w:t>
+            </w:r>
+          </w:p>
+        </w:tc>
+        <w:tc>
+          <w:tcPr>
+            <w:tcW w:w="0" w:type="auto"/>
+            <w:vAlign w:val="center"/>
+          </w:tcPr>
+          <w:p>
+            <w:pPr>
+              <w:jc w:val="center"/>
+              <w:spacing w:after="0" w:line="240" w:lineRule="auto"/>
+            </w:pPr>
+            <w:r>
+              <w:rPr>
+                <w:b/>
+                <w:rFonts w:ascii="Times New Roman" w:eastAsia="宋体" w:hAnsi="Times New Roman"/>
+                <w:sz w:val="20"/>
+                <w:szCs w:val="20"/>
+              </w:rPr>
+              <w:t xml:space="preserve">速度/(m/s)</w:t>
+            </w:r>
+          </w:p>
+        </w:tc>
+        <w:tc>
+          <w:tcPr>
+            <w:tcW w:w="0" w:type="auto"/>
+            <w:vAlign w:val="center"/>
+          </w:tcPr>
+          <w:p>
+            <w:pPr>
+              <w:jc w:val="center"/>
+              <w:spacing w:after="0" w:line="240" w:lineRule="auto"/>
+            </w:pPr>
+            <w:r>
+              <w:rPr>
+                <w:b/>
+                <w:rFonts w:ascii="Times New Roman" w:eastAsia="宋体" w:hAnsi="Times New Roman"/>
+                <w:sz w:val="20"/>
+                <w:szCs w:val="20"/>
+              </w:rPr>
+              <w:t xml:space="preserve">加速度/(m/s^2)</w:t>
             </w:r>
           </w:p>
         </w:tc>
@@ -2615,127 +2218,127 @@
                 <w:sz w:val="20"/>
                 <w:szCs w:val="20"/>
               </w:rPr>
-              <w:t xml:space="preserve">S03</w:t>
-            </w:r>
-          </w:p>
-        </w:tc>
-        <w:tc>
-          <w:tcPr>
-            <w:tcW w:w="0" w:type="auto"/>
-            <w:vAlign w:val="center"/>
-          </w:tcPr>
-          <w:p>
-            <w:pPr>
-              <w:jc w:val="center"/>
-              <w:spacing w:after="0" w:line="240" w:lineRule="auto"/>
-            </w:pPr>
-            <w:r>
-              <w:rPr>
-                <w:rFonts w:ascii="Times New Roman" w:eastAsia="宋体" w:hAnsi="Times New Roman"/>
-                <w:sz w:val="20"/>
-                <w:szCs w:val="20"/>
-              </w:rPr>
-              <w:t xml:space="preserve">模拟射击</w:t>
-            </w:r>
-          </w:p>
-        </w:tc>
-        <w:tc>
-          <w:tcPr>
-            <w:tcW w:w="0" w:type="auto"/>
-            <w:vAlign w:val="center"/>
-          </w:tcPr>
-          <w:p>
-            <w:pPr>
-              <w:jc w:val="center"/>
-              <w:spacing w:after="0" w:line="240" w:lineRule="auto"/>
-            </w:pPr>
-            <w:r>
-              <w:rPr>
-                <w:rFonts w:ascii="Times New Roman" w:eastAsia="宋体" w:hAnsi="Times New Roman"/>
-                <w:sz w:val="20"/>
-                <w:szCs w:val="20"/>
-              </w:rPr>
-              <w:t xml:space="preserve">477.5</w:t>
-            </w:r>
-          </w:p>
-        </w:tc>
-        <w:tc>
-          <w:tcPr>
-            <w:tcW w:w="0" w:type="auto"/>
-            <w:vAlign w:val="center"/>
-          </w:tcPr>
-          <w:p>
-            <w:pPr>
-              <w:jc w:val="center"/>
-              <w:spacing w:after="0" w:line="240" w:lineRule="auto"/>
-            </w:pPr>
-            <w:r>
-              <w:rPr>
-                <w:rFonts w:ascii="Times New Roman" w:eastAsia="宋体" w:hAnsi="Times New Roman"/>
-                <w:sz w:val="20"/>
-                <w:szCs w:val="20"/>
-              </w:rPr>
-              <w:t xml:space="preserve">479.0</w:t>
-            </w:r>
-          </w:p>
-        </w:tc>
-        <w:tc>
-          <w:tcPr>
-            <w:tcW w:w="0" w:type="auto"/>
-            <w:vAlign w:val="center"/>
-          </w:tcPr>
-          <w:p>
-            <w:pPr>
-              <w:jc w:val="center"/>
-              <w:spacing w:after="0" w:line="240" w:lineRule="auto"/>
-            </w:pPr>
-            <w:r>
-              <w:rPr>
-                <w:rFonts w:ascii="Times New Roman" w:eastAsia="宋体" w:hAnsi="Times New Roman"/>
-                <w:sz w:val="20"/>
-                <w:szCs w:val="20"/>
-              </w:rPr>
-              <w:t xml:space="preserve">12.55</w:t>
-            </w:r>
-          </w:p>
-        </w:tc>
-        <w:tc>
-          <w:tcPr>
-            <w:tcW w:w="0" w:type="auto"/>
-            <w:vAlign w:val="center"/>
-          </w:tcPr>
-          <w:p>
-            <w:pPr>
-              <w:jc w:val="center"/>
-              <w:spacing w:after="0" w:line="240" w:lineRule="auto"/>
-            </w:pPr>
-            <w:r>
-              <w:rPr>
-                <w:rFonts w:ascii="Times New Roman" w:eastAsia="宋体" w:hAnsi="Times New Roman"/>
-                <w:sz w:val="20"/>
-                <w:szCs w:val="20"/>
-              </w:rPr>
-              <w:t xml:space="preserve">1.86</w:t>
-            </w:r>
-          </w:p>
-        </w:tc>
-        <w:tc>
-          <w:tcPr>
-            <w:tcW w:w="0" w:type="auto"/>
-            <w:vAlign w:val="center"/>
-          </w:tcPr>
-          <w:p>
-            <w:pPr>
-              <w:jc w:val="center"/>
-              <w:spacing w:after="0" w:line="240" w:lineRule="auto"/>
-            </w:pPr>
-            <w:r>
-              <w:rPr>
-                <w:rFonts w:ascii="Times New Roman" w:eastAsia="宋体" w:hAnsi="Times New Roman"/>
-                <w:sz w:val="20"/>
-                <w:szCs w:val="20"/>
-              </w:rPr>
-              <w:t xml:space="preserve">0.96</w:t>
+              <w:t xml:space="preserve">P15</w:t>
+            </w:r>
+          </w:p>
+        </w:tc>
+        <w:tc>
+          <w:tcPr>
+            <w:tcW w:w="0" w:type="auto"/>
+            <w:vAlign w:val="center"/>
+          </w:tcPr>
+          <w:p>
+            <w:pPr>
+              <w:jc w:val="center"/>
+              <w:spacing w:after="0" w:line="240" w:lineRule="auto"/>
+            </w:pPr>
+            <w:r>
+              <w:rPr>
+                <w:rFonts w:ascii="Times New Roman" w:eastAsia="宋体" w:hAnsi="Times New Roman"/>
+                <w:sz w:val="20"/>
+                <w:szCs w:val="20"/>
+              </w:rPr>
+              <w:t xml:space="preserve">拍照</w:t>
+            </w:r>
+          </w:p>
+        </w:tc>
+        <w:tc>
+          <w:tcPr>
+            <w:tcW w:w="0" w:type="auto"/>
+            <w:vAlign w:val="center"/>
+          </w:tcPr>
+          <w:p>
+            <w:pPr>
+              <w:jc w:val="center"/>
+              <w:spacing w:after="0" w:line="240" w:lineRule="auto"/>
+            </w:pPr>
+            <w:r>
+              <w:rPr>
+                <w:rFonts w:ascii="Times New Roman" w:eastAsia="宋体" w:hAnsi="Times New Roman"/>
+                <w:sz w:val="20"/>
+                <w:szCs w:val="20"/>
+              </w:rPr>
+              <w:t xml:space="preserve">476.5</w:t>
+            </w:r>
+          </w:p>
+        </w:tc>
+        <w:tc>
+          <w:tcPr>
+            <w:tcW w:w="0" w:type="auto"/>
+            <w:vAlign w:val="center"/>
+          </w:tcPr>
+          <w:p>
+            <w:pPr>
+              <w:jc w:val="center"/>
+              <w:spacing w:after="0" w:line="240" w:lineRule="auto"/>
+            </w:pPr>
+            <w:r>
+              <w:rPr>
+                <w:rFonts w:ascii="Times New Roman" w:eastAsia="宋体" w:hAnsi="Times New Roman"/>
+                <w:sz w:val="20"/>
+                <w:szCs w:val="20"/>
+              </w:rPr>
+              <w:t xml:space="preserve">477.0</w:t>
+            </w:r>
+          </w:p>
+        </w:tc>
+        <w:tc>
+          <w:tcPr>
+            <w:tcW w:w="0" w:type="auto"/>
+            <w:vAlign w:val="center"/>
+          </w:tcPr>
+          <w:p>
+            <w:pPr>
+              <w:jc w:val="center"/>
+              <w:spacing w:after="0" w:line="240" w:lineRule="auto"/>
+            </w:pPr>
+            <w:r>
+              <w:rPr>
+                <w:rFonts w:ascii="Times New Roman" w:eastAsia="宋体" w:hAnsi="Times New Roman"/>
+                <w:sz w:val="20"/>
+                <w:szCs w:val="20"/>
+              </w:rPr>
+              <w:t xml:space="preserve">33.38</w:t>
+            </w:r>
+          </w:p>
+        </w:tc>
+        <w:tc>
+          <w:tcPr>
+            <w:tcW w:w="0" w:type="auto"/>
+            <w:vAlign w:val="center"/>
+          </w:tcPr>
+          <w:p>
+            <w:pPr>
+              <w:jc w:val="center"/>
+              <w:spacing w:after="0" w:line="240" w:lineRule="auto"/>
+            </w:pPr>
+            <w:r>
+              <w:rPr>
+                <w:rFonts w:ascii="Times New Roman" w:eastAsia="宋体" w:hAnsi="Times New Roman"/>
+                <w:sz w:val="20"/>
+                <w:szCs w:val="20"/>
+              </w:rPr>
+              <w:t xml:space="preserve">1.07</w:t>
+            </w:r>
+          </w:p>
+        </w:tc>
+        <w:tc>
+          <w:tcPr>
+            <w:tcW w:w="0" w:type="auto"/>
+            <w:vAlign w:val="center"/>
+          </w:tcPr>
+          <w:p>
+            <w:pPr>
+              <w:jc w:val="center"/>
+              <w:spacing w:after="0" w:line="240" w:lineRule="auto"/>
+            </w:pPr>
+            <w:r>
+              <w:rPr>
+                <w:rFonts w:ascii="Times New Roman" w:eastAsia="宋体" w:hAnsi="Times New Roman"/>
+                <w:sz w:val="20"/>
+                <w:szCs w:val="20"/>
+              </w:rPr>
+              <w:t xml:space="preserve">0.37</w:t>
             </w:r>
           </w:p>
         </w:tc>
@@ -2757,127 +2360,127 @@
                 <w:sz w:val="20"/>
                 <w:szCs w:val="20"/>
               </w:rPr>
-              <w:t xml:space="preserve">S11</w:t>
-            </w:r>
-          </w:p>
-        </w:tc>
-        <w:tc>
-          <w:tcPr>
-            <w:tcW w:w="0" w:type="auto"/>
-            <w:vAlign w:val="center"/>
-          </w:tcPr>
-          <w:p>
-            <w:pPr>
-              <w:jc w:val="center"/>
-              <w:spacing w:after="0" w:line="240" w:lineRule="auto"/>
-            </w:pPr>
-            <w:r>
-              <w:rPr>
-                <w:rFonts w:ascii="Times New Roman" w:eastAsia="宋体" w:hAnsi="Times New Roman"/>
-                <w:sz w:val="20"/>
-                <w:szCs w:val="20"/>
-              </w:rPr>
-              <w:t xml:space="preserve">模拟射击</w:t>
-            </w:r>
-          </w:p>
-        </w:tc>
-        <w:tc>
-          <w:tcPr>
-            <w:tcW w:w="0" w:type="auto"/>
-            <w:vAlign w:val="center"/>
-          </w:tcPr>
-          <w:p>
-            <w:pPr>
-              <w:jc w:val="center"/>
-              <w:spacing w:after="0" w:line="240" w:lineRule="auto"/>
-            </w:pPr>
-            <w:r>
-              <w:rPr>
-                <w:rFonts w:ascii="Times New Roman" w:eastAsia="宋体" w:hAnsi="Times New Roman"/>
-                <w:sz w:val="20"/>
-                <w:szCs w:val="20"/>
-              </w:rPr>
-              <w:t xml:space="preserve">508.4</w:t>
-            </w:r>
-          </w:p>
-        </w:tc>
-        <w:tc>
-          <w:tcPr>
-            <w:tcW w:w="0" w:type="auto"/>
-            <w:vAlign w:val="center"/>
-          </w:tcPr>
-          <w:p>
-            <w:pPr>
-              <w:jc w:val="center"/>
-              <w:spacing w:after="0" w:line="240" w:lineRule="auto"/>
-            </w:pPr>
-            <w:r>
-              <w:rPr>
-                <w:rFonts w:ascii="Times New Roman" w:eastAsia="宋体" w:hAnsi="Times New Roman"/>
-                <w:sz w:val="20"/>
-                <w:szCs w:val="20"/>
-              </w:rPr>
-              <w:t xml:space="preserve">509.9</w:t>
-            </w:r>
-          </w:p>
-        </w:tc>
-        <w:tc>
-          <w:tcPr>
-            <w:tcW w:w="0" w:type="auto"/>
-            <w:vAlign w:val="center"/>
-          </w:tcPr>
-          <w:p>
-            <w:pPr>
-              <w:jc w:val="center"/>
-              <w:spacing w:after="0" w:line="240" w:lineRule="auto"/>
-            </w:pPr>
-            <w:r>
-              <w:rPr>
-                <w:rFonts w:ascii="Times New Roman" w:eastAsia="宋体" w:hAnsi="Times New Roman"/>
-                <w:sz w:val="20"/>
-                <w:szCs w:val="20"/>
-              </w:rPr>
-              <w:t xml:space="preserve">16.86</w:t>
-            </w:r>
-          </w:p>
-        </w:tc>
-        <w:tc>
-          <w:tcPr>
-            <w:tcW w:w="0" w:type="auto"/>
-            <w:vAlign w:val="center"/>
-          </w:tcPr>
-          <w:p>
-            <w:pPr>
-              <w:jc w:val="center"/>
-              <w:spacing w:after="0" w:line="240" w:lineRule="auto"/>
-            </w:pPr>
-            <w:r>
-              <w:rPr>
-                <w:rFonts w:ascii="Times New Roman" w:eastAsia="宋体" w:hAnsi="Times New Roman"/>
-                <w:sz w:val="20"/>
-                <w:szCs w:val="20"/>
-              </w:rPr>
-              <w:t xml:space="preserve">1.37</w:t>
-            </w:r>
-          </w:p>
-        </w:tc>
-        <w:tc>
-          <w:tcPr>
-            <w:tcW w:w="0" w:type="auto"/>
-            <w:vAlign w:val="center"/>
-          </w:tcPr>
-          <w:p>
-            <w:pPr>
-              <w:jc w:val="center"/>
-              <w:spacing w:after="0" w:line="240" w:lineRule="auto"/>
-            </w:pPr>
-            <w:r>
-              <w:rPr>
-                <w:rFonts w:ascii="Times New Roman" w:eastAsia="宋体" w:hAnsi="Times New Roman"/>
-                <w:sz w:val="20"/>
-                <w:szCs w:val="20"/>
-              </w:rPr>
-              <w:t xml:space="preserve">0.35</w:t>
+              <w:t xml:space="preserve">P04</w:t>
+            </w:r>
+          </w:p>
+        </w:tc>
+        <w:tc>
+          <w:tcPr>
+            <w:tcW w:w="0" w:type="auto"/>
+            <w:vAlign w:val="center"/>
+          </w:tcPr>
+          <w:p>
+            <w:pPr>
+              <w:jc w:val="center"/>
+              <w:spacing w:after="0" w:line="240" w:lineRule="auto"/>
+            </w:pPr>
+            <w:r>
+              <w:rPr>
+                <w:rFonts w:ascii="Times New Roman" w:eastAsia="宋体" w:hAnsi="Times New Roman"/>
+                <w:sz w:val="20"/>
+                <w:szCs w:val="20"/>
+              </w:rPr>
+              <w:t xml:space="preserve">拍照</w:t>
+            </w:r>
+          </w:p>
+        </w:tc>
+        <w:tc>
+          <w:tcPr>
+            <w:tcW w:w="0" w:type="auto"/>
+            <w:vAlign w:val="center"/>
+          </w:tcPr>
+          <w:p>
+            <w:pPr>
+              <w:jc w:val="center"/>
+              <w:spacing w:after="0" w:line="240" w:lineRule="auto"/>
+            </w:pPr>
+            <w:r>
+              <w:rPr>
+                <w:rFonts w:ascii="Times New Roman" w:eastAsia="宋体" w:hAnsi="Times New Roman"/>
+                <w:sz w:val="20"/>
+                <w:szCs w:val="20"/>
+              </w:rPr>
+              <w:t xml:space="preserve">477.4</w:t>
+            </w:r>
+          </w:p>
+        </w:tc>
+        <w:tc>
+          <w:tcPr>
+            <w:tcW w:w="0" w:type="auto"/>
+            <w:vAlign w:val="center"/>
+          </w:tcPr>
+          <w:p>
+            <w:pPr>
+              <w:jc w:val="center"/>
+              <w:spacing w:after="0" w:line="240" w:lineRule="auto"/>
+            </w:pPr>
+            <w:r>
+              <w:rPr>
+                <w:rFonts w:ascii="Times New Roman" w:eastAsia="宋体" w:hAnsi="Times New Roman"/>
+                <w:sz w:val="20"/>
+                <w:szCs w:val="20"/>
+              </w:rPr>
+              <w:t xml:space="preserve">477.9</w:t>
+            </w:r>
+          </w:p>
+        </w:tc>
+        <w:tc>
+          <w:tcPr>
+            <w:tcW w:w="0" w:type="auto"/>
+            <w:vAlign w:val="center"/>
+          </w:tcPr>
+          <w:p>
+            <w:pPr>
+              <w:jc w:val="center"/>
+              <w:spacing w:after="0" w:line="240" w:lineRule="auto"/>
+            </w:pPr>
+            <w:r>
+              <w:rPr>
+                <w:rFonts w:ascii="Times New Roman" w:eastAsia="宋体" w:hAnsi="Times New Roman"/>
+                <w:sz w:val="20"/>
+                <w:szCs w:val="20"/>
+              </w:rPr>
+              <w:t xml:space="preserve">17.87</w:t>
+            </w:r>
+          </w:p>
+        </w:tc>
+        <w:tc>
+          <w:tcPr>
+            <w:tcW w:w="0" w:type="auto"/>
+            <w:vAlign w:val="center"/>
+          </w:tcPr>
+          <w:p>
+            <w:pPr>
+              <w:jc w:val="center"/>
+              <w:spacing w:after="0" w:line="240" w:lineRule="auto"/>
+            </w:pPr>
+            <w:r>
+              <w:rPr>
+                <w:rFonts w:ascii="Times New Roman" w:eastAsia="宋体" w:hAnsi="Times New Roman"/>
+                <w:sz w:val="20"/>
+                <w:szCs w:val="20"/>
+              </w:rPr>
+              <w:t xml:space="preserve">1.43</w:t>
+            </w:r>
+          </w:p>
+        </w:tc>
+        <w:tc>
+          <w:tcPr>
+            <w:tcW w:w="0" w:type="auto"/>
+            <w:vAlign w:val="center"/>
+          </w:tcPr>
+          <w:p>
+            <w:pPr>
+              <w:jc w:val="center"/>
+              <w:spacing w:after="0" w:line="240" w:lineRule="auto"/>
+            </w:pPr>
+            <w:r>
+              <w:rPr>
+                <w:rFonts w:ascii="Times New Roman" w:eastAsia="宋体" w:hAnsi="Times New Roman"/>
+                <w:sz w:val="20"/>
+                <w:szCs w:val="20"/>
+              </w:rPr>
+              <w:t xml:space="preserve">0.50</w:t>
             </w:r>
           </w:p>
         </w:tc>
@@ -2939,47 +2542,47 @@
                 <w:sz w:val="20"/>
                 <w:szCs w:val="20"/>
               </w:rPr>
-              <w:t xml:space="preserve">508.7</w:t>
-            </w:r>
-          </w:p>
-        </w:tc>
-        <w:tc>
-          <w:tcPr>
-            <w:tcW w:w="0" w:type="auto"/>
-            <w:vAlign w:val="center"/>
-          </w:tcPr>
-          <w:p>
-            <w:pPr>
-              <w:jc w:val="center"/>
-              <w:spacing w:after="0" w:line="240" w:lineRule="auto"/>
-            </w:pPr>
-            <w:r>
-              <w:rPr>
-                <w:rFonts w:ascii="Times New Roman" w:eastAsia="宋体" w:hAnsi="Times New Roman"/>
-                <w:sz w:val="20"/>
-                <w:szCs w:val="20"/>
-              </w:rPr>
-              <w:t xml:space="preserve">509.2</w:t>
-            </w:r>
-          </w:p>
-        </w:tc>
-        <w:tc>
-          <w:tcPr>
-            <w:tcW w:w="0" w:type="auto"/>
-            <w:vAlign w:val="center"/>
-          </w:tcPr>
-          <w:p>
-            <w:pPr>
-              <w:jc w:val="center"/>
-              <w:spacing w:after="0" w:line="240" w:lineRule="auto"/>
-            </w:pPr>
-            <w:r>
-              <w:rPr>
-                <w:rFonts w:ascii="Times New Roman" w:eastAsia="宋体" w:hAnsi="Times New Roman"/>
-                <w:sz w:val="20"/>
-                <w:szCs w:val="20"/>
-              </w:rPr>
-              <w:t xml:space="preserve">33.12</w:t>
+              <w:t xml:space="preserve">481.7</w:t>
+            </w:r>
+          </w:p>
+        </w:tc>
+        <w:tc>
+          <w:tcPr>
+            <w:tcW w:w="0" w:type="auto"/>
+            <w:vAlign w:val="center"/>
+          </w:tcPr>
+          <w:p>
+            <w:pPr>
+              <w:jc w:val="center"/>
+              <w:spacing w:after="0" w:line="240" w:lineRule="auto"/>
+            </w:pPr>
+            <w:r>
+              <w:rPr>
+                <w:rFonts w:ascii="Times New Roman" w:eastAsia="宋体" w:hAnsi="Times New Roman"/>
+                <w:sz w:val="20"/>
+                <w:szCs w:val="20"/>
+              </w:rPr>
+              <w:t xml:space="preserve">482.2</w:t>
+            </w:r>
+          </w:p>
+        </w:tc>
+        <w:tc>
+          <w:tcPr>
+            <w:tcW w:w="0" w:type="auto"/>
+            <w:vAlign w:val="center"/>
+          </w:tcPr>
+          <w:p>
+            <w:pPr>
+              <w:jc w:val="center"/>
+              <w:spacing w:after="0" w:line="240" w:lineRule="auto"/>
+            </w:pPr>
+            <w:r>
+              <w:rPr>
+                <w:rFonts w:ascii="Times New Roman" w:eastAsia="宋体" w:hAnsi="Times New Roman"/>
+                <w:sz w:val="20"/>
+                <w:szCs w:val="20"/>
+              </w:rPr>
+              <w:t xml:space="preserve">20.65</w:t>
             </w:r>
           </w:p>
         </w:tc>
@@ -3019,7 +2622,7 @@
                 <w:sz w:val="20"/>
                 <w:szCs w:val="20"/>
               </w:rPr>
-              <w:t xml:space="preserve">1.16</w:t>
+              <w:t xml:space="preserve">0.53</w:t>
             </w:r>
           </w:p>
         </w:tc>
@@ -3041,7 +2644,7 @@
                 <w:sz w:val="20"/>
                 <w:szCs w:val="20"/>
               </w:rPr>
-              <w:t xml:space="preserve">P02</w:t>
+              <w:t xml:space="preserve">P01</w:t>
             </w:r>
           </w:p>
         </w:tc>
@@ -3081,87 +2684,87 @@
                 <w:sz w:val="20"/>
                 <w:szCs w:val="20"/>
               </w:rPr>
-              <w:t xml:space="preserve">508.7</w:t>
-            </w:r>
-          </w:p>
-        </w:tc>
-        <w:tc>
-          <w:tcPr>
-            <w:tcW w:w="0" w:type="auto"/>
-            <w:vAlign w:val="center"/>
-          </w:tcPr>
-          <w:p>
-            <w:pPr>
-              <w:jc w:val="center"/>
-              <w:spacing w:after="0" w:line="240" w:lineRule="auto"/>
-            </w:pPr>
-            <w:r>
-              <w:rPr>
-                <w:rFonts w:ascii="Times New Roman" w:eastAsia="宋体" w:hAnsi="Times New Roman"/>
-                <w:sz w:val="20"/>
-                <w:szCs w:val="20"/>
-              </w:rPr>
-              <w:t xml:space="preserve">509.2</w:t>
-            </w:r>
-          </w:p>
-        </w:tc>
-        <w:tc>
-          <w:tcPr>
-            <w:tcW w:w="0" w:type="auto"/>
-            <w:vAlign w:val="center"/>
-          </w:tcPr>
-          <w:p>
-            <w:pPr>
-              <w:jc w:val="center"/>
-              <w:spacing w:after="0" w:line="240" w:lineRule="auto"/>
-            </w:pPr>
-            <w:r>
-              <w:rPr>
-                <w:rFonts w:ascii="Times New Roman" w:eastAsia="宋体" w:hAnsi="Times New Roman"/>
-                <w:sz w:val="20"/>
-                <w:szCs w:val="20"/>
-              </w:rPr>
-              <w:t xml:space="preserve">28.99</w:t>
-            </w:r>
-          </w:p>
-        </w:tc>
-        <w:tc>
-          <w:tcPr>
-            <w:tcW w:w="0" w:type="auto"/>
-            <w:vAlign w:val="center"/>
-          </w:tcPr>
-          <w:p>
-            <w:pPr>
-              <w:jc w:val="center"/>
-              <w:spacing w:after="0" w:line="240" w:lineRule="auto"/>
-            </w:pPr>
-            <w:r>
-              <w:rPr>
-                <w:rFonts w:ascii="Times New Roman" w:eastAsia="宋体" w:hAnsi="Times New Roman"/>
-                <w:sz w:val="20"/>
-                <w:szCs w:val="20"/>
-              </w:rPr>
-              <w:t xml:space="preserve">1.41</w:t>
-            </w:r>
-          </w:p>
-        </w:tc>
-        <w:tc>
-          <w:tcPr>
-            <w:tcW w:w="0" w:type="auto"/>
-            <w:vAlign w:val="center"/>
-          </w:tcPr>
-          <w:p>
-            <w:pPr>
-              <w:jc w:val="center"/>
-              <w:spacing w:after="0" w:line="240" w:lineRule="auto"/>
-            </w:pPr>
-            <w:r>
-              <w:rPr>
-                <w:rFonts w:ascii="Times New Roman" w:eastAsia="宋体" w:hAnsi="Times New Roman"/>
-                <w:sz w:val="20"/>
-                <w:szCs w:val="20"/>
-              </w:rPr>
-              <w:t xml:space="preserve">1.16</w:t>
+              <w:t xml:space="preserve">488.6</w:t>
+            </w:r>
+          </w:p>
+        </w:tc>
+        <w:tc>
+          <w:tcPr>
+            <w:tcW w:w="0" w:type="auto"/>
+            <w:vAlign w:val="center"/>
+          </w:tcPr>
+          <w:p>
+            <w:pPr>
+              <w:jc w:val="center"/>
+              <w:spacing w:after="0" w:line="240" w:lineRule="auto"/>
+            </w:pPr>
+            <w:r>
+              <w:rPr>
+                <w:rFonts w:ascii="Times New Roman" w:eastAsia="宋体" w:hAnsi="Times New Roman"/>
+                <w:sz w:val="20"/>
+                <w:szCs w:val="20"/>
+              </w:rPr>
+              <w:t xml:space="preserve">489.1</w:t>
+            </w:r>
+          </w:p>
+        </w:tc>
+        <w:tc>
+          <w:tcPr>
+            <w:tcW w:w="0" w:type="auto"/>
+            <w:vAlign w:val="center"/>
+          </w:tcPr>
+          <w:p>
+            <w:pPr>
+              <w:jc w:val="center"/>
+              <w:spacing w:after="0" w:line="240" w:lineRule="auto"/>
+            </w:pPr>
+            <w:r>
+              <w:rPr>
+                <w:rFonts w:ascii="Times New Roman" w:eastAsia="宋体" w:hAnsi="Times New Roman"/>
+                <w:sz w:val="20"/>
+                <w:szCs w:val="20"/>
+              </w:rPr>
+              <w:t xml:space="preserve">14.69</w:t>
+            </w:r>
+          </w:p>
+        </w:tc>
+        <w:tc>
+          <w:tcPr>
+            <w:tcW w:w="0" w:type="auto"/>
+            <w:vAlign w:val="center"/>
+          </w:tcPr>
+          <w:p>
+            <w:pPr>
+              <w:jc w:val="center"/>
+              <w:spacing w:after="0" w:line="240" w:lineRule="auto"/>
+            </w:pPr>
+            <w:r>
+              <w:rPr>
+                <w:rFonts w:ascii="Times New Roman" w:eastAsia="宋体" w:hAnsi="Times New Roman"/>
+                <w:sz w:val="20"/>
+                <w:szCs w:val="20"/>
+              </w:rPr>
+              <w:t xml:space="preserve">1.48</w:t>
+            </w:r>
+          </w:p>
+        </w:tc>
+        <w:tc>
+          <w:tcPr>
+            <w:tcW w:w="0" w:type="auto"/>
+            <w:vAlign w:val="center"/>
+          </w:tcPr>
+          <w:p>
+            <w:pPr>
+              <w:jc w:val="center"/>
+              <w:spacing w:after="0" w:line="240" w:lineRule="auto"/>
+            </w:pPr>
+            <w:r>
+              <w:rPr>
+                <w:rFonts w:ascii="Times New Roman" w:eastAsia="宋体" w:hAnsi="Times New Roman"/>
+                <w:sz w:val="20"/>
+                <w:szCs w:val="20"/>
+              </w:rPr>
+              <w:t xml:space="preserve">1.35</w:t>
             </w:r>
           </w:p>
         </w:tc>
@@ -3183,127 +2786,127 @@
                 <w:sz w:val="20"/>
                 <w:szCs w:val="20"/>
               </w:rPr>
-              <w:t xml:space="preserve">S10</w:t>
-            </w:r>
-          </w:p>
-        </w:tc>
-        <w:tc>
-          <w:tcPr>
-            <w:tcW w:w="0" w:type="auto"/>
-            <w:vAlign w:val="center"/>
-          </w:tcPr>
-          <w:p>
-            <w:pPr>
-              <w:jc w:val="center"/>
-              <w:spacing w:after="0" w:line="240" w:lineRule="auto"/>
-            </w:pPr>
-            <w:r>
-              <w:rPr>
-                <w:rFonts w:ascii="Times New Roman" w:eastAsia="宋体" w:hAnsi="Times New Roman"/>
-                <w:sz w:val="20"/>
-                <w:szCs w:val="20"/>
-              </w:rPr>
-              <w:t xml:space="preserve">模拟射击</w:t>
-            </w:r>
-          </w:p>
-        </w:tc>
-        <w:tc>
-          <w:tcPr>
-            <w:tcW w:w="0" w:type="auto"/>
-            <w:vAlign w:val="center"/>
-          </w:tcPr>
-          <w:p>
-            <w:pPr>
-              <w:jc w:val="center"/>
-              <w:spacing w:after="0" w:line="240" w:lineRule="auto"/>
-            </w:pPr>
-            <w:r>
-              <w:rPr>
-                <w:rFonts w:ascii="Times New Roman" w:eastAsia="宋体" w:hAnsi="Times New Roman"/>
-                <w:sz w:val="20"/>
-                <w:szCs w:val="20"/>
-              </w:rPr>
-              <w:t xml:space="preserve">509.0</w:t>
-            </w:r>
-          </w:p>
-        </w:tc>
-        <w:tc>
-          <w:tcPr>
-            <w:tcW w:w="0" w:type="auto"/>
-            <w:vAlign w:val="center"/>
-          </w:tcPr>
-          <w:p>
-            <w:pPr>
-              <w:jc w:val="center"/>
-              <w:spacing w:after="0" w:line="240" w:lineRule="auto"/>
-            </w:pPr>
-            <w:r>
-              <w:rPr>
-                <w:rFonts w:ascii="Times New Roman" w:eastAsia="宋体" w:hAnsi="Times New Roman"/>
-                <w:sz w:val="20"/>
-                <w:szCs w:val="20"/>
-              </w:rPr>
-              <w:t xml:space="preserve">510.5</w:t>
-            </w:r>
-          </w:p>
-        </w:tc>
-        <w:tc>
-          <w:tcPr>
-            <w:tcW w:w="0" w:type="auto"/>
-            <w:vAlign w:val="center"/>
-          </w:tcPr>
-          <w:p>
-            <w:pPr>
-              <w:jc w:val="center"/>
-              <w:spacing w:after="0" w:line="240" w:lineRule="auto"/>
-            </w:pPr>
-            <w:r>
-              <w:rPr>
-                <w:rFonts w:ascii="Times New Roman" w:eastAsia="宋体" w:hAnsi="Times New Roman"/>
-                <w:sz w:val="20"/>
-                <w:szCs w:val="20"/>
-              </w:rPr>
-              <w:t xml:space="preserve">9.46</w:t>
-            </w:r>
-          </w:p>
-        </w:tc>
-        <w:tc>
-          <w:tcPr>
-            <w:tcW w:w="0" w:type="auto"/>
-            <w:vAlign w:val="center"/>
-          </w:tcPr>
-          <w:p>
-            <w:pPr>
-              <w:jc w:val="center"/>
-              <w:spacing w:after="0" w:line="240" w:lineRule="auto"/>
-            </w:pPr>
-            <w:r>
-              <w:rPr>
-                <w:rFonts w:ascii="Times New Roman" w:eastAsia="宋体" w:hAnsi="Times New Roman"/>
-                <w:sz w:val="20"/>
-                <w:szCs w:val="20"/>
-              </w:rPr>
-              <w:t xml:space="preserve">1.04</w:t>
-            </w:r>
-          </w:p>
-        </w:tc>
-        <w:tc>
-          <w:tcPr>
-            <w:tcW w:w="0" w:type="auto"/>
-            <w:vAlign w:val="center"/>
-          </w:tcPr>
-          <w:p>
-            <w:pPr>
-              <w:jc w:val="center"/>
-              <w:spacing w:after="0" w:line="240" w:lineRule="auto"/>
-            </w:pPr>
-            <w:r>
-              <w:rPr>
-                <w:rFonts w:ascii="Times New Roman" w:eastAsia="宋体" w:hAnsi="Times New Roman"/>
-                <w:sz w:val="20"/>
-                <w:szCs w:val="20"/>
-              </w:rPr>
-              <w:t xml:space="preserve">0.97</w:t>
+              <w:t xml:space="preserve">P04</w:t>
+            </w:r>
+          </w:p>
+        </w:tc>
+        <w:tc>
+          <w:tcPr>
+            <w:tcW w:w="0" w:type="auto"/>
+            <w:vAlign w:val="center"/>
+          </w:tcPr>
+          <w:p>
+            <w:pPr>
+              <w:jc w:val="center"/>
+              <w:spacing w:after="0" w:line="240" w:lineRule="auto"/>
+            </w:pPr>
+            <w:r>
+              <w:rPr>
+                <w:rFonts w:ascii="Times New Roman" w:eastAsia="宋体" w:hAnsi="Times New Roman"/>
+                <w:sz w:val="20"/>
+                <w:szCs w:val="20"/>
+              </w:rPr>
+              <w:t xml:space="preserve">拍照</w:t>
+            </w:r>
+          </w:p>
+        </w:tc>
+        <w:tc>
+          <w:tcPr>
+            <w:tcW w:w="0" w:type="auto"/>
+            <w:vAlign w:val="center"/>
+          </w:tcPr>
+          <w:p>
+            <w:pPr>
+              <w:jc w:val="center"/>
+              <w:spacing w:after="0" w:line="240" w:lineRule="auto"/>
+            </w:pPr>
+            <w:r>
+              <w:rPr>
+                <w:rFonts w:ascii="Times New Roman" w:eastAsia="宋体" w:hAnsi="Times New Roman"/>
+                <w:sz w:val="20"/>
+                <w:szCs w:val="20"/>
+              </w:rPr>
+              <w:t xml:space="preserve">494.6</w:t>
+            </w:r>
+          </w:p>
+        </w:tc>
+        <w:tc>
+          <w:tcPr>
+            <w:tcW w:w="0" w:type="auto"/>
+            <w:vAlign w:val="center"/>
+          </w:tcPr>
+          <w:p>
+            <w:pPr>
+              <w:jc w:val="center"/>
+              <w:spacing w:after="0" w:line="240" w:lineRule="auto"/>
+            </w:pPr>
+            <w:r>
+              <w:rPr>
+                <w:rFonts w:ascii="Times New Roman" w:eastAsia="宋体" w:hAnsi="Times New Roman"/>
+                <w:sz w:val="20"/>
+                <w:szCs w:val="20"/>
+              </w:rPr>
+              <w:t xml:space="preserve">495.1</w:t>
+            </w:r>
+          </w:p>
+        </w:tc>
+        <w:tc>
+          <w:tcPr>
+            <w:tcW w:w="0" w:type="auto"/>
+            <w:vAlign w:val="center"/>
+          </w:tcPr>
+          <w:p>
+            <w:pPr>
+              <w:jc w:val="center"/>
+              <w:spacing w:after="0" w:line="240" w:lineRule="auto"/>
+            </w:pPr>
+            <w:r>
+              <w:rPr>
+                <w:rFonts w:ascii="Times New Roman" w:eastAsia="宋体" w:hAnsi="Times New Roman"/>
+                <w:sz w:val="20"/>
+                <w:szCs w:val="20"/>
+              </w:rPr>
+              <w:t xml:space="preserve">32.61</w:t>
+            </w:r>
+          </w:p>
+        </w:tc>
+        <w:tc>
+          <w:tcPr>
+            <w:tcW w:w="0" w:type="auto"/>
+            <w:vAlign w:val="center"/>
+          </w:tcPr>
+          <w:p>
+            <w:pPr>
+              <w:jc w:val="center"/>
+              <w:spacing w:after="0" w:line="240" w:lineRule="auto"/>
+            </w:pPr>
+            <w:r>
+              <w:rPr>
+                <w:rFonts w:ascii="Times New Roman" w:eastAsia="宋体" w:hAnsi="Times New Roman"/>
+                <w:sz w:val="20"/>
+                <w:szCs w:val="20"/>
+              </w:rPr>
+              <w:t xml:space="preserve">1.48</w:t>
+            </w:r>
+          </w:p>
+        </w:tc>
+        <w:tc>
+          <w:tcPr>
+            <w:tcW w:w="0" w:type="auto"/>
+            <w:vAlign w:val="center"/>
+          </w:tcPr>
+          <w:p>
+            <w:pPr>
+              <w:jc w:val="center"/>
+              <w:spacing w:after="0" w:line="240" w:lineRule="auto"/>
+            </w:pPr>
+            <w:r>
+              <w:rPr>
+                <w:rFonts w:ascii="Times New Roman" w:eastAsia="宋体" w:hAnsi="Times New Roman"/>
+                <w:sz w:val="20"/>
+                <w:szCs w:val="20"/>
+              </w:rPr>
+              <w:t xml:space="preserve">0.81</w:t>
             </w:r>
           </w:p>
         </w:tc>
@@ -3325,6 +2928,432 @@
                 <w:sz w:val="20"/>
                 <w:szCs w:val="20"/>
               </w:rPr>
+              <w:t xml:space="preserve">P02</w:t>
+            </w:r>
+          </w:p>
+        </w:tc>
+        <w:tc>
+          <w:tcPr>
+            <w:tcW w:w="0" w:type="auto"/>
+            <w:vAlign w:val="center"/>
+          </w:tcPr>
+          <w:p>
+            <w:pPr>
+              <w:jc w:val="center"/>
+              <w:spacing w:after="0" w:line="240" w:lineRule="auto"/>
+            </w:pPr>
+            <w:r>
+              <w:rPr>
+                <w:rFonts w:ascii="Times New Roman" w:eastAsia="宋体" w:hAnsi="Times New Roman"/>
+                <w:sz w:val="20"/>
+                <w:szCs w:val="20"/>
+              </w:rPr>
+              <w:t xml:space="preserve">拍照</w:t>
+            </w:r>
+          </w:p>
+        </w:tc>
+        <w:tc>
+          <w:tcPr>
+            <w:tcW w:w="0" w:type="auto"/>
+            <w:vAlign w:val="center"/>
+          </w:tcPr>
+          <w:p>
+            <w:pPr>
+              <w:jc w:val="center"/>
+              <w:spacing w:after="0" w:line="240" w:lineRule="auto"/>
+            </w:pPr>
+            <w:r>
+              <w:rPr>
+                <w:rFonts w:ascii="Times New Roman" w:eastAsia="宋体" w:hAnsi="Times New Roman"/>
+                <w:sz w:val="20"/>
+                <w:szCs w:val="20"/>
+              </w:rPr>
+              <w:t xml:space="preserve">507.8</w:t>
+            </w:r>
+          </w:p>
+        </w:tc>
+        <w:tc>
+          <w:tcPr>
+            <w:tcW w:w="0" w:type="auto"/>
+            <w:vAlign w:val="center"/>
+          </w:tcPr>
+          <w:p>
+            <w:pPr>
+              <w:jc w:val="center"/>
+              <w:spacing w:after="0" w:line="240" w:lineRule="auto"/>
+            </w:pPr>
+            <w:r>
+              <w:rPr>
+                <w:rFonts w:ascii="Times New Roman" w:eastAsia="宋体" w:hAnsi="Times New Roman"/>
+                <w:sz w:val="20"/>
+                <w:szCs w:val="20"/>
+              </w:rPr>
+              <w:t xml:space="preserve">508.3</w:t>
+            </w:r>
+          </w:p>
+        </w:tc>
+        <w:tc>
+          <w:tcPr>
+            <w:tcW w:w="0" w:type="auto"/>
+            <w:vAlign w:val="center"/>
+          </w:tcPr>
+          <w:p>
+            <w:pPr>
+              <w:jc w:val="center"/>
+              <w:spacing w:after="0" w:line="240" w:lineRule="auto"/>
+            </w:pPr>
+            <w:r>
+              <w:rPr>
+                <w:rFonts w:ascii="Times New Roman" w:eastAsia="宋体" w:hAnsi="Times New Roman"/>
+                <w:sz w:val="20"/>
+                <w:szCs w:val="20"/>
+              </w:rPr>
+              <w:t xml:space="preserve">28.02</w:t>
+            </w:r>
+          </w:p>
+        </w:tc>
+        <w:tc>
+          <w:tcPr>
+            <w:tcW w:w="0" w:type="auto"/>
+            <w:vAlign w:val="center"/>
+          </w:tcPr>
+          <w:p>
+            <w:pPr>
+              <w:jc w:val="center"/>
+              <w:spacing w:after="0" w:line="240" w:lineRule="auto"/>
+            </w:pPr>
+            <w:r>
+              <w:rPr>
+                <w:rFonts w:ascii="Times New Roman" w:eastAsia="宋体" w:hAnsi="Times New Roman"/>
+                <w:sz w:val="20"/>
+                <w:szCs w:val="20"/>
+              </w:rPr>
+              <w:t xml:space="preserve">0.70</w:t>
+            </w:r>
+          </w:p>
+        </w:tc>
+        <w:tc>
+          <w:tcPr>
+            <w:tcW w:w="0" w:type="auto"/>
+            <w:vAlign w:val="center"/>
+          </w:tcPr>
+          <w:p>
+            <w:pPr>
+              <w:jc w:val="center"/>
+              <w:spacing w:after="0" w:line="240" w:lineRule="auto"/>
+            </w:pPr>
+            <w:r>
+              <w:rPr>
+                <w:rFonts w:ascii="Times New Roman" w:eastAsia="宋体" w:hAnsi="Times New Roman"/>
+                <w:sz w:val="20"/>
+                <w:szCs w:val="20"/>
+              </w:rPr>
+              <w:t xml:space="preserve">0.37</w:t>
+            </w:r>
+          </w:p>
+        </w:tc>
+      </w:tr>
+      <w:tr>
+        <w:tc>
+          <w:tcPr>
+            <w:tcW w:w="0" w:type="auto"/>
+            <w:vAlign w:val="center"/>
+          </w:tcPr>
+          <w:p>
+            <w:pPr>
+              <w:jc w:val="center"/>
+              <w:spacing w:after="0" w:line="240" w:lineRule="auto"/>
+            </w:pPr>
+            <w:r>
+              <w:rPr>
+                <w:rFonts w:ascii="Times New Roman" w:eastAsia="宋体" w:hAnsi="Times New Roman"/>
+                <w:sz w:val="20"/>
+                <w:szCs w:val="20"/>
+              </w:rPr>
+              <w:t xml:space="preserve">S10</w:t>
+            </w:r>
+          </w:p>
+        </w:tc>
+        <w:tc>
+          <w:tcPr>
+            <w:tcW w:w="0" w:type="auto"/>
+            <w:vAlign w:val="center"/>
+          </w:tcPr>
+          <w:p>
+            <w:pPr>
+              <w:jc w:val="center"/>
+              <w:spacing w:after="0" w:line="240" w:lineRule="auto"/>
+            </w:pPr>
+            <w:r>
+              <w:rPr>
+                <w:rFonts w:ascii="Times New Roman" w:eastAsia="宋体" w:hAnsi="Times New Roman"/>
+                <w:sz w:val="20"/>
+                <w:szCs w:val="20"/>
+              </w:rPr>
+              <w:t xml:space="preserve">模拟射击</w:t>
+            </w:r>
+          </w:p>
+        </w:tc>
+        <w:tc>
+          <w:tcPr>
+            <w:tcW w:w="0" w:type="auto"/>
+            <w:vAlign w:val="center"/>
+          </w:tcPr>
+          <w:p>
+            <w:pPr>
+              <w:jc w:val="center"/>
+              <w:spacing w:after="0" w:line="240" w:lineRule="auto"/>
+            </w:pPr>
+            <w:r>
+              <w:rPr>
+                <w:rFonts w:ascii="Times New Roman" w:eastAsia="宋体" w:hAnsi="Times New Roman"/>
+                <w:sz w:val="20"/>
+                <w:szCs w:val="20"/>
+              </w:rPr>
+              <w:t xml:space="preserve">513.8</w:t>
+            </w:r>
+          </w:p>
+        </w:tc>
+        <w:tc>
+          <w:tcPr>
+            <w:tcW w:w="0" w:type="auto"/>
+            <w:vAlign w:val="center"/>
+          </w:tcPr>
+          <w:p>
+            <w:pPr>
+              <w:jc w:val="center"/>
+              <w:spacing w:after="0" w:line="240" w:lineRule="auto"/>
+            </w:pPr>
+            <w:r>
+              <w:rPr>
+                <w:rFonts w:ascii="Times New Roman" w:eastAsia="宋体" w:hAnsi="Times New Roman"/>
+                <w:sz w:val="20"/>
+                <w:szCs w:val="20"/>
+              </w:rPr>
+              <w:t xml:space="preserve">515.3</w:t>
+            </w:r>
+          </w:p>
+        </w:tc>
+        <w:tc>
+          <w:tcPr>
+            <w:tcW w:w="0" w:type="auto"/>
+            <w:vAlign w:val="center"/>
+          </w:tcPr>
+          <w:p>
+            <w:pPr>
+              <w:jc w:val="center"/>
+              <w:spacing w:after="0" w:line="240" w:lineRule="auto"/>
+            </w:pPr>
+            <w:r>
+              <w:rPr>
+                <w:rFonts w:ascii="Times New Roman" w:eastAsia="宋体" w:hAnsi="Times New Roman"/>
+                <w:sz w:val="20"/>
+                <w:szCs w:val="20"/>
+              </w:rPr>
+              <w:t xml:space="preserve">9.76</w:t>
+            </w:r>
+          </w:p>
+        </w:tc>
+        <w:tc>
+          <w:tcPr>
+            <w:tcW w:w="0" w:type="auto"/>
+            <w:vAlign w:val="center"/>
+          </w:tcPr>
+          <w:p>
+            <w:pPr>
+              <w:jc w:val="center"/>
+              <w:spacing w:after="0" w:line="240" w:lineRule="auto"/>
+            </w:pPr>
+            <w:r>
+              <w:rPr>
+                <w:rFonts w:ascii="Times New Roman" w:eastAsia="宋体" w:hAnsi="Times New Roman"/>
+                <w:sz w:val="20"/>
+                <w:szCs w:val="20"/>
+              </w:rPr>
+              <w:t xml:space="preserve">1.11</w:t>
+            </w:r>
+          </w:p>
+        </w:tc>
+        <w:tc>
+          <w:tcPr>
+            <w:tcW w:w="0" w:type="auto"/>
+            <w:vAlign w:val="center"/>
+          </w:tcPr>
+          <w:p>
+            <w:pPr>
+              <w:jc w:val="center"/>
+              <w:spacing w:after="0" w:line="240" w:lineRule="auto"/>
+            </w:pPr>
+            <w:r>
+              <w:rPr>
+                <w:rFonts w:ascii="Times New Roman" w:eastAsia="宋体" w:hAnsi="Times New Roman"/>
+                <w:sz w:val="20"/>
+                <w:szCs w:val="20"/>
+              </w:rPr>
+              <w:t xml:space="preserve">0.22</w:t>
+            </w:r>
+          </w:p>
+        </w:tc>
+      </w:tr>
+      <w:tr>
+        <w:tc>
+          <w:tcPr>
+            <w:tcW w:w="0" w:type="auto"/>
+            <w:vAlign w:val="center"/>
+          </w:tcPr>
+          <w:p>
+            <w:pPr>
+              <w:jc w:val="center"/>
+              <w:spacing w:after="0" w:line="240" w:lineRule="auto"/>
+            </w:pPr>
+            <w:r>
+              <w:rPr>
+                <w:rFonts w:ascii="Times New Roman" w:eastAsia="宋体" w:hAnsi="Times New Roman"/>
+                <w:sz w:val="20"/>
+                <w:szCs w:val="20"/>
+              </w:rPr>
+              <w:t xml:space="preserve">P05</w:t>
+            </w:r>
+          </w:p>
+        </w:tc>
+        <w:tc>
+          <w:tcPr>
+            <w:tcW w:w="0" w:type="auto"/>
+            <w:vAlign w:val="center"/>
+          </w:tcPr>
+          <w:p>
+            <w:pPr>
+              <w:jc w:val="center"/>
+              <w:spacing w:after="0" w:line="240" w:lineRule="auto"/>
+            </w:pPr>
+            <w:r>
+              <w:rPr>
+                <w:rFonts w:ascii="Times New Roman" w:eastAsia="宋体" w:hAnsi="Times New Roman"/>
+                <w:sz w:val="20"/>
+                <w:szCs w:val="20"/>
+              </w:rPr>
+              <w:t xml:space="preserve">拍照</w:t>
+            </w:r>
+          </w:p>
+        </w:tc>
+        <w:tc>
+          <w:tcPr>
+            <w:tcW w:w="0" w:type="auto"/>
+            <w:vAlign w:val="center"/>
+          </w:tcPr>
+          <w:p>
+            <w:pPr>
+              <w:jc w:val="center"/>
+              <w:spacing w:after="0" w:line="240" w:lineRule="auto"/>
+            </w:pPr>
+            <w:r>
+              <w:rPr>
+                <w:rFonts w:ascii="Times New Roman" w:eastAsia="宋体" w:hAnsi="Times New Roman"/>
+                <w:sz w:val="20"/>
+                <w:szCs w:val="20"/>
+              </w:rPr>
+              <w:t xml:space="preserve">750.3</w:t>
+            </w:r>
+          </w:p>
+        </w:tc>
+        <w:tc>
+          <w:tcPr>
+            <w:tcW w:w="0" w:type="auto"/>
+            <w:vAlign w:val="center"/>
+          </w:tcPr>
+          <w:p>
+            <w:pPr>
+              <w:jc w:val="center"/>
+              <w:spacing w:after="0" w:line="240" w:lineRule="auto"/>
+            </w:pPr>
+            <w:r>
+              <w:rPr>
+                <w:rFonts w:ascii="Times New Roman" w:eastAsia="宋体" w:hAnsi="Times New Roman"/>
+                <w:sz w:val="20"/>
+                <w:szCs w:val="20"/>
+              </w:rPr>
+              <w:t xml:space="preserve">750.8</w:t>
+            </w:r>
+          </w:p>
+        </w:tc>
+        <w:tc>
+          <w:tcPr>
+            <w:tcW w:w="0" w:type="auto"/>
+            <w:vAlign w:val="center"/>
+          </w:tcPr>
+          <w:p>
+            <w:pPr>
+              <w:jc w:val="center"/>
+              <w:spacing w:after="0" w:line="240" w:lineRule="auto"/>
+            </w:pPr>
+            <w:r>
+              <w:rPr>
+                <w:rFonts w:ascii="Times New Roman" w:eastAsia="宋体" w:hAnsi="Times New Roman"/>
+                <w:sz w:val="20"/>
+                <w:szCs w:val="20"/>
+              </w:rPr>
+              <w:t xml:space="preserve">22.38</w:t>
+            </w:r>
+          </w:p>
+        </w:tc>
+        <w:tc>
+          <w:tcPr>
+            <w:tcW w:w="0" w:type="auto"/>
+            <w:vAlign w:val="center"/>
+          </w:tcPr>
+          <w:p>
+            <w:pPr>
+              <w:jc w:val="center"/>
+              <w:spacing w:after="0" w:line="240" w:lineRule="auto"/>
+            </w:pPr>
+            <w:r>
+              <w:rPr>
+                <w:rFonts w:ascii="Times New Roman" w:eastAsia="宋体" w:hAnsi="Times New Roman"/>
+                <w:sz w:val="20"/>
+                <w:szCs w:val="20"/>
+              </w:rPr>
+              <w:t xml:space="preserve">1.38</w:t>
+            </w:r>
+          </w:p>
+        </w:tc>
+        <w:tc>
+          <w:tcPr>
+            <w:tcW w:w="0" w:type="auto"/>
+            <w:vAlign w:val="center"/>
+          </w:tcPr>
+          <w:p>
+            <w:pPr>
+              <w:jc w:val="center"/>
+              <w:spacing w:after="0" w:line="240" w:lineRule="auto"/>
+            </w:pPr>
+            <w:r>
+              <w:rPr>
+                <w:rFonts w:ascii="Times New Roman" w:eastAsia="宋体" w:hAnsi="Times New Roman"/>
+                <w:sz w:val="20"/>
+                <w:szCs w:val="20"/>
+              </w:rPr>
+              <w:t xml:space="preserve">0.14</w:t>
+            </w:r>
+          </w:p>
+        </w:tc>
+      </w:tr>
+      <w:tr>
+        <w:tc>
+          <w:tcPr>
+            <w:tcW w:w="0" w:type="auto"/>
+            <w:vAlign w:val="center"/>
+          </w:tcPr>
+          <w:p>
+            <w:pPr>
+              <w:jc w:val="center"/>
+              <w:spacing w:after="0" w:line="240" w:lineRule="auto"/>
+            </w:pPr>
+            <w:r>
+              <w:rPr>
+                <w:rFonts w:ascii="Times New Roman" w:eastAsia="宋体" w:hAnsi="Times New Roman"/>
+                <w:sz w:val="20"/>
+                <w:szCs w:val="20"/>
+              </w:rPr>
               <w:t xml:space="preserve">S12</w:t>
             </w:r>
           </w:p>
@@ -3365,87 +3394,229 @@
                 <w:sz w:val="20"/>
                 <w:szCs w:val="20"/>
               </w:rPr>
-              <w:t xml:space="preserve">764.9</w:t>
-            </w:r>
-          </w:p>
-        </w:tc>
-        <w:tc>
-          <w:tcPr>
-            <w:tcW w:w="0" w:type="auto"/>
-            <w:vAlign w:val="center"/>
-          </w:tcPr>
-          <w:p>
-            <w:pPr>
-              <w:jc w:val="center"/>
-              <w:spacing w:after="0" w:line="240" w:lineRule="auto"/>
-            </w:pPr>
-            <w:r>
-              <w:rPr>
-                <w:rFonts w:ascii="Times New Roman" w:eastAsia="宋体" w:hAnsi="Times New Roman"/>
-                <w:sz w:val="20"/>
-                <w:szCs w:val="20"/>
-              </w:rPr>
-              <w:t xml:space="preserve">766.4</w:t>
-            </w:r>
-          </w:p>
-        </w:tc>
-        <w:tc>
-          <w:tcPr>
-            <w:tcW w:w="0" w:type="auto"/>
-            <w:vAlign w:val="center"/>
-          </w:tcPr>
-          <w:p>
-            <w:pPr>
-              <w:jc w:val="center"/>
-              <w:spacing w:after="0" w:line="240" w:lineRule="auto"/>
-            </w:pPr>
-            <w:r>
-              <w:rPr>
-                <w:rFonts w:ascii="Times New Roman" w:eastAsia="宋体" w:hAnsi="Times New Roman"/>
-                <w:sz w:val="20"/>
-                <w:szCs w:val="20"/>
-              </w:rPr>
-              <w:t xml:space="preserve">21.73</w:t>
-            </w:r>
-          </w:p>
-        </w:tc>
-        <w:tc>
-          <w:tcPr>
-            <w:tcW w:w="0" w:type="auto"/>
-            <w:vAlign w:val="center"/>
-          </w:tcPr>
-          <w:p>
-            <w:pPr>
-              <w:jc w:val="center"/>
-              <w:spacing w:after="0" w:line="240" w:lineRule="auto"/>
-            </w:pPr>
-            <w:r>
-              <w:rPr>
-                <w:rFonts w:ascii="Times New Roman" w:eastAsia="宋体" w:hAnsi="Times New Roman"/>
-                <w:sz w:val="20"/>
-                <w:szCs w:val="20"/>
-              </w:rPr>
-              <w:t xml:space="preserve">1.52</w:t>
-            </w:r>
-          </w:p>
-        </w:tc>
-        <w:tc>
-          <w:tcPr>
-            <w:tcW w:w="0" w:type="auto"/>
-            <w:vAlign w:val="center"/>
-          </w:tcPr>
-          <w:p>
-            <w:pPr>
-              <w:jc w:val="center"/>
-              <w:spacing w:after="0" w:line="240" w:lineRule="auto"/>
-            </w:pPr>
-            <w:r>
-              <w:rPr>
-                <w:rFonts w:ascii="Times New Roman" w:eastAsia="宋体" w:hAnsi="Times New Roman"/>
-                <w:sz w:val="20"/>
-                <w:szCs w:val="20"/>
-              </w:rPr>
-              <w:t xml:space="preserve">0.46</w:t>
+              <w:t xml:space="preserve">751.0</w:t>
+            </w:r>
+          </w:p>
+        </w:tc>
+        <w:tc>
+          <w:tcPr>
+            <w:tcW w:w="0" w:type="auto"/>
+            <w:vAlign w:val="center"/>
+          </w:tcPr>
+          <w:p>
+            <w:pPr>
+              <w:jc w:val="center"/>
+              <w:spacing w:after="0" w:line="240" w:lineRule="auto"/>
+            </w:pPr>
+            <w:r>
+              <w:rPr>
+                <w:rFonts w:ascii="Times New Roman" w:eastAsia="宋体" w:hAnsi="Times New Roman"/>
+                <w:sz w:val="20"/>
+                <w:szCs w:val="20"/>
+              </w:rPr>
+              <w:t xml:space="preserve">752.5</w:t>
+            </w:r>
+          </w:p>
+        </w:tc>
+        <w:tc>
+          <w:tcPr>
+            <w:tcW w:w="0" w:type="auto"/>
+            <w:vAlign w:val="center"/>
+          </w:tcPr>
+          <w:p>
+            <w:pPr>
+              <w:jc w:val="center"/>
+              <w:spacing w:after="0" w:line="240" w:lineRule="auto"/>
+            </w:pPr>
+            <w:r>
+              <w:rPr>
+                <w:rFonts w:ascii="Times New Roman" w:eastAsia="宋体" w:hAnsi="Times New Roman"/>
+                <w:sz w:val="20"/>
+                <w:szCs w:val="20"/>
+              </w:rPr>
+              <w:t xml:space="preserve">13.63</w:t>
+            </w:r>
+          </w:p>
+        </w:tc>
+        <w:tc>
+          <w:tcPr>
+            <w:tcW w:w="0" w:type="auto"/>
+            <w:vAlign w:val="center"/>
+          </w:tcPr>
+          <w:p>
+            <w:pPr>
+              <w:jc w:val="center"/>
+              <w:spacing w:after="0" w:line="240" w:lineRule="auto"/>
+            </w:pPr>
+            <w:r>
+              <w:rPr>
+                <w:rFonts w:ascii="Times New Roman" w:eastAsia="宋体" w:hAnsi="Times New Roman"/>
+                <w:sz w:val="20"/>
+                <w:szCs w:val="20"/>
+              </w:rPr>
+              <w:t xml:space="preserve">1.91</w:t>
+            </w:r>
+          </w:p>
+        </w:tc>
+        <w:tc>
+          <w:tcPr>
+            <w:tcW w:w="0" w:type="auto"/>
+            <w:vAlign w:val="center"/>
+          </w:tcPr>
+          <w:p>
+            <w:pPr>
+              <w:jc w:val="center"/>
+              <w:spacing w:after="0" w:line="240" w:lineRule="auto"/>
+            </w:pPr>
+            <w:r>
+              <w:rPr>
+                <w:rFonts w:ascii="Times New Roman" w:eastAsia="宋体" w:hAnsi="Times New Roman"/>
+                <w:sz w:val="20"/>
+                <w:szCs w:val="20"/>
+              </w:rPr>
+              <w:t xml:space="preserve">0.20</w:t>
+            </w:r>
+          </w:p>
+        </w:tc>
+      </w:tr>
+      <w:tr>
+        <w:tc>
+          <w:tcPr>
+            <w:tcW w:w="0" w:type="auto"/>
+            <w:vAlign w:val="center"/>
+          </w:tcPr>
+          <w:p>
+            <w:pPr>
+              <w:jc w:val="center"/>
+              <w:spacing w:after="0" w:line="240" w:lineRule="auto"/>
+            </w:pPr>
+            <w:r>
+              <w:rPr>
+                <w:rFonts w:ascii="Times New Roman" w:eastAsia="宋体" w:hAnsi="Times New Roman"/>
+                <w:sz w:val="20"/>
+                <w:szCs w:val="20"/>
+              </w:rPr>
+              <w:t xml:space="preserve">S13</w:t>
+            </w:r>
+          </w:p>
+        </w:tc>
+        <w:tc>
+          <w:tcPr>
+            <w:tcW w:w="0" w:type="auto"/>
+            <w:vAlign w:val="center"/>
+          </w:tcPr>
+          <w:p>
+            <w:pPr>
+              <w:jc w:val="center"/>
+              <w:spacing w:after="0" w:line="240" w:lineRule="auto"/>
+            </w:pPr>
+            <w:r>
+              <w:rPr>
+                <w:rFonts w:ascii="Times New Roman" w:eastAsia="宋体" w:hAnsi="Times New Roman"/>
+                <w:sz w:val="20"/>
+                <w:szCs w:val="20"/>
+              </w:rPr>
+              <w:t xml:space="preserve">模拟射击</w:t>
+            </w:r>
+          </w:p>
+        </w:tc>
+        <w:tc>
+          <w:tcPr>
+            <w:tcW w:w="0" w:type="auto"/>
+            <w:vAlign w:val="center"/>
+          </w:tcPr>
+          <w:p>
+            <w:pPr>
+              <w:jc w:val="center"/>
+              <w:spacing w:after="0" w:line="240" w:lineRule="auto"/>
+            </w:pPr>
+            <w:r>
+              <w:rPr>
+                <w:rFonts w:ascii="Times New Roman" w:eastAsia="宋体" w:hAnsi="Times New Roman"/>
+                <w:sz w:val="20"/>
+                <w:szCs w:val="20"/>
+              </w:rPr>
+              <w:t xml:space="preserve">762.0</w:t>
+            </w:r>
+          </w:p>
+        </w:tc>
+        <w:tc>
+          <w:tcPr>
+            <w:tcW w:w="0" w:type="auto"/>
+            <w:vAlign w:val="center"/>
+          </w:tcPr>
+          <w:p>
+            <w:pPr>
+              <w:jc w:val="center"/>
+              <w:spacing w:after="0" w:line="240" w:lineRule="auto"/>
+            </w:pPr>
+            <w:r>
+              <w:rPr>
+                <w:rFonts w:ascii="Times New Roman" w:eastAsia="宋体" w:hAnsi="Times New Roman"/>
+                <w:sz w:val="20"/>
+                <w:szCs w:val="20"/>
+              </w:rPr>
+              <w:t xml:space="preserve">763.5</w:t>
+            </w:r>
+          </w:p>
+        </w:tc>
+        <w:tc>
+          <w:tcPr>
+            <w:tcW w:w="0" w:type="auto"/>
+            <w:vAlign w:val="center"/>
+          </w:tcPr>
+          <w:p>
+            <w:pPr>
+              <w:jc w:val="center"/>
+              <w:spacing w:after="0" w:line="240" w:lineRule="auto"/>
+            </w:pPr>
+            <w:r>
+              <w:rPr>
+                <w:rFonts w:ascii="Times New Roman" w:eastAsia="宋体" w:hAnsi="Times New Roman"/>
+                <w:sz w:val="20"/>
+                <w:szCs w:val="20"/>
+              </w:rPr>
+              <w:t xml:space="preserve">29.76</w:t>
+            </w:r>
+          </w:p>
+        </w:tc>
+        <w:tc>
+          <w:tcPr>
+            <w:tcW w:w="0" w:type="auto"/>
+            <w:vAlign w:val="center"/>
+          </w:tcPr>
+          <w:p>
+            <w:pPr>
+              <w:jc w:val="center"/>
+              <w:spacing w:after="0" w:line="240" w:lineRule="auto"/>
+            </w:pPr>
+            <w:r>
+              <w:rPr>
+                <w:rFonts w:ascii="Times New Roman" w:eastAsia="宋体" w:hAnsi="Times New Roman"/>
+                <w:sz w:val="20"/>
+                <w:szCs w:val="20"/>
+              </w:rPr>
+              <w:t xml:space="preserve">1.00</w:t>
+            </w:r>
+          </w:p>
+        </w:tc>
+        <w:tc>
+          <w:tcPr>
+            <w:tcW w:w="0" w:type="auto"/>
+            <w:vAlign w:val="center"/>
+          </w:tcPr>
+          <w:p>
+            <w:pPr>
+              <w:jc w:val="center"/>
+              <w:spacing w:after="0" w:line="240" w:lineRule="auto"/>
+            </w:pPr>
+            <w:r>
+              <w:rPr>
+                <w:rFonts w:ascii="Times New Roman" w:eastAsia="宋体" w:hAnsi="Times New Roman"/>
+                <w:sz w:val="20"/>
+                <w:szCs w:val="20"/>
+              </w:rPr>
+              <w:t xml:space="preserve">0.27</w:t>
             </w:r>
           </w:p>
         </w:tc>
@@ -3478,7 +3649,7 @@
           <w:sz w:val="24"/>
           <w:szCs w:val="24"/>
         </w:rPr>
-        <w:t xml:space="preserve">模型优点是参数含义清晰、只依赖题目给出的多源轨迹数据，并用重叠时长约束避免短区间伪匹配。偏差判定同时考虑误差下降比例和偏差绝对量，能区分随机噪声导致的小幅均值漂移与真实固定偏差。</w:t>
+        <w:t xml:space="preserve">模型优点是参数含义清晰、只依赖题目给出的多源轨迹数据。偏差判定采用F检验（α=0.05），相比经验阈值具有统计理论依据。delta估计附有95%置信区间反映了估计精度。任务调度采用加权区间调度DP得到最大化期望完成数的非重叠方案。敏感性分析表明不同平滑窗口下任务数稳定，结果可靠。重叠时长约束（85%）有效避免短区间伪匹配。</w:t>
       </w:r>
     </w:p>
     <w:p>
@@ -3493,7 +3664,7 @@
           <w:sz w:val="24"/>
           <w:szCs w:val="24"/>
         </w:rPr>
-        <w:t xml:space="preserve">不足之处在于速度、加速度由平滑轨迹差分获得，平滑窗口会影响临界任务的可行性。若后续给出机器人动力学模型或执行器互斥约束，可将本文候选任务表作为输入，进一步建立混合整数规划进行全局时序优化。</w:t>
+        <w:t xml:space="preserve">不足之处在于速度、加速度由平滑轨迹差分获得，平滑窗口会影响临界任务的可行性，虽通过敏感性分析验证了稳定性。若后续给出机器人动力学模型或执行器互斥约束，可将本文候选任务表作为输入，进一步建立混合整数规划进行全局时序优化。</w:t>
       </w:r>
     </w:p>
     <w:p>
